--- a/小論文.docx
+++ b/小論文.docx
@@ -891,7 +891,7 @@
               </mc:Choice>
               <mc:Fallback>
                 <w:pict>
-                  <v:group w14:anchorId="12EB2F63" id="群組 2" o:spid="_x0000_s1026" style="position:absolute;margin-left:0;margin-top:0;width:432.65pt;height:448.55pt;z-index:-251656192;mso-width-percent:706;mso-height-percent:566;mso-left-percent:220;mso-top-percent:300;mso-position-horizontal-relative:page;mso-position-vertical-relative:page;mso-width-percent:706;mso-height-percent:566;mso-left-percent:220;mso-top-percent:300" coordsize="43291,44910" o:gfxdata="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">
+                  <v:group w14:anchorId="6519318D" id="群組 2" o:spid="_x0000_s1026" style="position:absolute;margin-left:0;margin-top:0;width:432.65pt;height:448.55pt;z-index:-251656192;mso-width-percent:706;mso-height-percent:566;mso-left-percent:220;mso-top-percent:300;mso-position-horizontal-relative:page;mso-position-vertical-relative:page;mso-width-percent:706;mso-height-percent:566;mso-left-percent:220;mso-top-percent:300" coordsize="43291,44910" o:gfxdata="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">
                     <o:lock v:ext="edit" aspectratio="t"/>
                     <v:shape id="手繪多邊形 64" o:spid="_x0000_s1027" style="position:absolute;left:15017;width:28274;height:28352;visibility:visible;mso-wrap-style:square;v-text-anchor:top" coordsize="1781,1786" o:gfxdata="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" path="m4,1786l,1782,1776,r5,5l4,1786xe" filled="f" stroked="f">
                       <v:path arrowok="t" o:connecttype="custom" o:connectlocs="6350,2835275;0,2828925;2819400,0;2827338,7938;6350,2835275" o:connectangles="0,0,0,0,0"/>
@@ -1518,6 +1518,7 @@
         </w:rPr>
         <w:t>而</w:t>
       </w:r>
+      <w:bookmarkStart w:id="0" w:name="_Hlk216733726"/>
       <w:r>
         <w:rPr>
           <w:rFonts w:hint="eastAsia"/>
@@ -1537,14 +1538,48 @@
           <w:rFonts w:hint="eastAsia"/>
           <w:szCs w:val="28"/>
         </w:rPr>
-        <w:t>對於詩經的研究</w:t>
+        <w:t>對於</w:t>
+      </w:r>
+      <w:r>
+        <w:t>《詩經》</w:t>
       </w:r>
       <w:r>
         <w:rPr>
           <w:rFonts w:hint="eastAsia"/>
           <w:szCs w:val="28"/>
         </w:rPr>
-        <w:t>，多半集中於文本情感細讀或特定自然景物、生活文化的探討，固然亦有結合自然景物與情感的研究，但多半採用單一篇章分析。這類研究雖能深入發掘</w:t>
+        <w:t>的研究</w:t>
+      </w:r>
+      <w:r>
+        <w:rPr>
+          <w:rFonts w:hint="eastAsia"/>
+          <w:szCs w:val="28"/>
+        </w:rPr>
+        <w:t>，</w:t>
+      </w:r>
+      <w:bookmarkEnd w:id="0"/>
+      <w:r>
+        <w:rPr>
+          <w:rFonts w:hint="eastAsia"/>
+          <w:szCs w:val="28"/>
+        </w:rPr>
+        <w:t>多</w:t>
+      </w:r>
+      <w:bookmarkStart w:id="1" w:name="_Hlk216733733"/>
+      <w:r>
+        <w:rPr>
+          <w:rFonts w:hint="eastAsia"/>
+          <w:szCs w:val="28"/>
+        </w:rPr>
+        <w:t>半集中於文本情感細讀或特定自然景物、生活文化的探討，</w:t>
+      </w:r>
+      <w:bookmarkEnd w:id="1"/>
+      <w:r>
+        <w:rPr>
+          <w:rFonts w:hint="eastAsia"/>
+          <w:szCs w:val="28"/>
+        </w:rPr>
+        <w:t>固然亦有結合自然景物與情感的研究，但多半採用單一篇章分析。這類研究雖能深入發掘</w:t>
       </w:r>
       <w:r>
         <w:t>《詩經》</w:t>
@@ -1553,13 +1588,34 @@
         <w:rPr>
           <w:rFonts w:hint="eastAsia"/>
         </w:rPr>
-        <w:t>的微觀意義，卻較難從宏觀的角度，客觀呈現各類自然意象在不同情感主題下的分布規律與使用偏好</w:t>
-      </w:r>
-      <w:r>
-        <w:rPr>
-          <w:rFonts w:hint="eastAsia"/>
-        </w:rPr>
-        <w:t>。例如：在「愛情」與「批判」等</w:t>
+        <w:t>的微觀意義，卻</w:t>
+      </w:r>
+      <w:bookmarkStart w:id="2" w:name="_Hlk216733741"/>
+      <w:r>
+        <w:rPr>
+          <w:rFonts w:hint="eastAsia"/>
+        </w:rPr>
+        <w:t>較難從宏觀的角度，客觀呈現各類自然意象在不同情感主題下的分布規律與使用偏好</w:t>
+      </w:r>
+      <w:r>
+        <w:rPr>
+          <w:rFonts w:hint="eastAsia"/>
+        </w:rPr>
+        <w:t>。</w:t>
+      </w:r>
+      <w:bookmarkEnd w:id="2"/>
+      <w:r>
+        <w:rPr>
+          <w:rFonts w:hint="eastAsia"/>
+        </w:rPr>
+        <w:t>例如：</w:t>
+      </w:r>
+      <w:bookmarkStart w:id="3" w:name="_Hlk216733767"/>
+      <w:r>
+        <w:rPr>
+          <w:rFonts w:hint="eastAsia"/>
+        </w:rPr>
+        <w:t>在「愛情」與「批判」等</w:t>
       </w:r>
       <w:r>
         <w:rPr>
@@ -1618,6 +1674,7 @@
         <w:t>這些問題在缺乏量化數據支持的情況下，往往難以窺得全貌。</w:t>
       </w:r>
     </w:p>
+    <w:bookmarkEnd w:id="3"/>
     <w:p>
       <w:r>
         <w:rPr>
@@ -1625,11 +1682,19 @@
         </w:rPr>
         <w:t xml:space="preserve">    </w:t>
       </w:r>
-      <w:r>
-        <w:rPr>
-          <w:rFonts w:hint="eastAsia"/>
-        </w:rPr>
-        <w:t>基於上述問題，本研究試圖跳脫傳統的</w:t>
+      <w:bookmarkStart w:id="4" w:name="_Hlk216734010"/>
+      <w:r>
+        <w:rPr>
+          <w:rFonts w:hint="eastAsia"/>
+        </w:rPr>
+        <w:t>基於上述問題，本研究試圖</w:t>
+      </w:r>
+      <w:bookmarkEnd w:id="4"/>
+      <w:r>
+        <w:rPr>
+          <w:rFonts w:hint="eastAsia"/>
+        </w:rPr>
+        <w:t>跳脫傳統的</w:t>
       </w:r>
       <w:proofErr w:type="gramStart"/>
       <w:r>
@@ -1643,7 +1708,21 @@
         <w:rPr>
           <w:rFonts w:hint="eastAsia"/>
         </w:rPr>
-        <w:t>，引入數位人文（</w:t>
+        <w:t>，</w:t>
+      </w:r>
+      <w:bookmarkStart w:id="5" w:name="_Hlk216734015"/>
+      <w:r>
+        <w:rPr>
+          <w:rFonts w:hint="eastAsia"/>
+        </w:rPr>
+        <w:t>引入</w:t>
+      </w:r>
+      <w:bookmarkEnd w:id="5"/>
+      <w:r>
+        <w:rPr>
+          <w:rFonts w:hint="eastAsia"/>
+        </w:rPr>
+        <w:t>數位人文（</w:t>
       </w:r>
       <w:r>
         <w:rPr>
@@ -1658,7 +1737,14 @@
         <w:rPr>
           <w:rFonts w:hint="eastAsia"/>
         </w:rPr>
-        <w:t>）中的「</w:t>
+        <w:t>）中的</w:t>
+      </w:r>
+      <w:bookmarkStart w:id="6" w:name="_Hlk216734021"/>
+      <w:r>
+        <w:rPr>
+          <w:rFonts w:hint="eastAsia"/>
+        </w:rPr>
+        <w:t>「</w:t>
       </w:r>
       <w:proofErr w:type="gramStart"/>
       <w:r>
@@ -1718,6 +1804,7 @@
         </w:rPr>
         <w:t>以期在傳統質性研究之外，開闢一條量化實證的詮釋路徑。</w:t>
       </w:r>
+      <w:bookmarkEnd w:id="6"/>
     </w:p>
     <w:p>
       <w:r>
@@ -1944,6 +2031,12 @@
       <w:r>
         <w:t>物色》</w:t>
       </w:r>
+      <w:r>
+        <w:rPr>
+          <w:rStyle w:val="ae"/>
+        </w:rPr>
+        <w:footnoteReference w:id="1"/>
+      </w:r>
       <w:proofErr w:type="gramStart"/>
       <w:r>
         <w:rPr>
@@ -1967,6 +2060,7 @@
         <w:rPr>
           <w:rFonts w:hint="eastAsia"/>
         </w:rPr>
+        <w:lastRenderedPageBreak/>
         <w:t>春秋代序，</w:t>
       </w:r>
       <w:proofErr w:type="gramStart"/>
@@ -2014,14 +2108,7 @@
         <w:rPr>
           <w:rFonts w:hint="eastAsia"/>
         </w:rPr>
-        <w:t>而玄駒步，陰律凝而</w:t>
-      </w:r>
-      <w:r>
-        <w:rPr>
-          <w:rFonts w:hint="eastAsia"/>
-        </w:rPr>
-        <w:lastRenderedPageBreak/>
-        <w:t>丹鳥羞，微蟲猶或入感</w:t>
+        <w:t>而玄駒步，陰律凝而丹鳥羞，微蟲猶或入感</w:t>
       </w:r>
       <w:proofErr w:type="gramEnd"/>
       <w:r>
@@ -2245,7 +2332,19 @@
         <w:rPr>
           <w:rFonts w:hint="eastAsia"/>
         </w:rPr>
-        <w:t>）在其論文中</w:t>
+        <w:t>）在其論文</w:t>
+      </w:r>
+      <w:r>
+        <w:rPr>
+          <w:rStyle w:val="ae"/>
+        </w:rPr>
+        <w:footnoteReference w:id="2"/>
+      </w:r>
+      <w:r>
+        <w:rPr>
+          <w:rFonts w:hint="eastAsia"/>
+        </w:rPr>
+        <w:t>中</w:t>
       </w:r>
       <w:r>
         <w:rPr>
@@ -2419,7 +2518,7 @@
         <w:rPr>
           <w:rFonts w:hint="eastAsia"/>
         </w:rPr>
-        <w:t>1993</w:t>
+        <w:t>1991</w:t>
       </w:r>
       <w:r>
         <w:rPr>
@@ -2440,10 +2539,12 @@
         </w:rPr>
         <w:t>《</w:t>
       </w:r>
+      <w:bookmarkStart w:id="7" w:name="_Hlk216737596"/>
       <w:proofErr w:type="gramEnd"/>
       <w:r>
         <w:t>诗经分类诠释</w:t>
       </w:r>
+      <w:bookmarkEnd w:id="7"/>
       <w:r>
         <w:rPr>
           <w:rFonts w:hint="eastAsia"/>
@@ -2597,7 +2698,14 @@
         <w:rPr>
           <w:rFonts w:hint="eastAsia"/>
         </w:rPr>
-        <w:t>）或計量詩學（</w:t>
+        <w:t>）或計</w:t>
+      </w:r>
+      <w:r>
+        <w:rPr>
+          <w:rFonts w:hint="eastAsia"/>
+        </w:rPr>
+        <w:lastRenderedPageBreak/>
+        <w:t>量詩學（</w:t>
       </w:r>
       <w:r>
         <w:rPr>
@@ -2637,7 +2745,6 @@
         <w:rPr>
           <w:rFonts w:hint="eastAsia"/>
         </w:rPr>
-        <w:lastRenderedPageBreak/>
         <w:t xml:space="preserve">    </w:t>
       </w:r>
       <w:proofErr w:type="gramStart"/>
@@ -2846,9 +2953,12 @@
       </w:r>
     </w:p>
     <w:p>
-      <w:pPr>
-        <w:ind w:left="480"/>
-      </w:pPr>
+      <w:r>
+        <w:rPr>
+          <w:rFonts w:hint="eastAsia"/>
+        </w:rPr>
+        <w:t xml:space="preserve">    </w:t>
+      </w:r>
       <w:r>
         <w:rPr>
           <w:rFonts w:hint="eastAsia"/>
@@ -2910,14 +3020,14 @@
         <w:rPr>
           <w:rFonts w:hint="eastAsia"/>
         </w:rPr>
-        <w:t>註釋</w:t>
+        <w:t>註釋等</w:t>
       </w:r>
       <w:proofErr w:type="gramEnd"/>
       <w:r>
         <w:rPr>
           <w:rFonts w:hint="eastAsia"/>
         </w:rPr>
-        <w:t>等內容，確保語料的純淨性與可靠性。</w:t>
+        <w:t>內容，確保語料的純淨性與可靠性。</w:t>
       </w:r>
     </w:p>
     <w:p/>
@@ -3102,7 +3212,13 @@
         <w:t>宗石（</w:t>
       </w:r>
       <w:r>
-        <w:t>1993</w:t>
+        <w:t>199</w:t>
+      </w:r>
+      <w:r>
+        <w:rPr>
+          <w:rFonts w:hint="eastAsia"/>
+        </w:rPr>
+        <w:t>1</w:t>
       </w:r>
       <w:r>
         <w:rPr>
@@ -3126,7 +3242,14 @@
         <w:rPr>
           <w:rFonts w:hint="eastAsia"/>
         </w:rPr>
-        <w:t>，合併、新增分類，並調整部分分類偏差較大的詩篇。最終建立六大類情感主題：愛情、婚姻、</w:t>
+        <w:t>，合併、新增分</w:t>
+      </w:r>
+      <w:r>
+        <w:rPr>
+          <w:rFonts w:hint="eastAsia"/>
+        </w:rPr>
+        <w:lastRenderedPageBreak/>
+        <w:t>類，並調整部分分類偏差較大的詩篇。最終建立六大類情感主題：愛情、婚姻、</w:t>
       </w:r>
       <w:proofErr w:type="gramStart"/>
       <w:r>
@@ -3172,14 +3295,7 @@
         <w:rPr>
           <w:rFonts w:hint="eastAsia"/>
         </w:rPr>
-        <w:t>中出現之自然景物實際分布情況為基礎，自行建立七大類物色主題：水域意象、植物意象、動物意象、天象氣候、地景環境、時序季</w:t>
-      </w:r>
-      <w:r>
-        <w:rPr>
-          <w:rFonts w:hint="eastAsia"/>
-        </w:rPr>
-        <w:lastRenderedPageBreak/>
-        <w:t>節、</w:t>
+        <w:t>中出現之自然景物實際分布情況為基礎，自行建立七大類物色主題：水域意象、植物意象、動物意象、天象氣候、地景環境、時序季節、</w:t>
       </w:r>
       <w:proofErr w:type="gramStart"/>
       <w:r>
@@ -3344,7 +3460,27 @@
         <w:rPr>
           <w:rFonts w:hint="eastAsia"/>
         </w:rPr>
-        <w:t>最後再針對統計結果，分析物色與情感之關係，並輔以交叉分析與卡方檢定，驗證物色選擇與情感主題關聯的可靠性。</w:t>
+        <w:t>最後再針對統計結果，分析物色與情感之關係，並輔以交叉分析與卡方檢定</w:t>
+      </w:r>
+      <w:r>
+        <w:rPr>
+          <w:rFonts w:hint="eastAsia"/>
+        </w:rPr>
+        <w:t>、</w:t>
+      </w:r>
+      <w:proofErr w:type="gramStart"/>
+      <w:r>
+        <w:rPr>
+          <w:rFonts w:hint="eastAsia"/>
+        </w:rPr>
+        <w:t>標準化殘差</w:t>
+      </w:r>
+      <w:proofErr w:type="gramEnd"/>
+      <w:r>
+        <w:rPr>
+          <w:rFonts w:hint="eastAsia"/>
+        </w:rPr>
+        <w:t>，驗證物色選擇與情感主題關聯的可靠性。</w:t>
       </w:r>
     </w:p>
     <w:p>
@@ -3439,7 +3575,14 @@
         <w:rPr>
           <w:rFonts w:hint="eastAsia"/>
         </w:rPr>
-        <w:t>根據統計，本研究從</w:t>
+        <w:t>根據統計，</w:t>
+      </w:r>
+      <w:bookmarkStart w:id="8" w:name="_Hlk216737994"/>
+      <w:r>
+        <w:rPr>
+          <w:rFonts w:hint="eastAsia"/>
+        </w:rPr>
+        <w:t>本研究從</w:t>
       </w:r>
       <w:r>
         <w:t>《國風》</w:t>
@@ -3476,7 +3619,14 @@
         <w:rPr>
           <w:rFonts w:hint="eastAsia"/>
         </w:rPr>
-        <w:t>物色意象詞彙，整體分布如下表：</w:t>
+        <w:t>物色意象詞彙，整體分布如下</w:t>
+      </w:r>
+      <w:bookmarkEnd w:id="8"/>
+      <w:r>
+        <w:rPr>
+          <w:rFonts w:hint="eastAsia"/>
+        </w:rPr>
+        <w:t>表：</w:t>
       </w:r>
     </w:p>
     <w:tbl>
@@ -4501,12 +4651,237 @@
         </w:tc>
       </w:tr>
     </w:tbl>
+    <w:p/>
     <w:p>
-      <w:pPr>
-        <w:rPr>
-          <w:rFonts w:hint="eastAsia"/>
-        </w:rPr>
-      </w:pPr>
+      <w:r>
+        <w:rPr>
+          <w:rFonts w:hint="eastAsia"/>
+        </w:rPr>
+        <w:t xml:space="preserve">    </w:t>
+      </w:r>
+      <w:r>
+        <w:rPr>
+          <w:rFonts w:hint="eastAsia"/>
+        </w:rPr>
+        <w:t>從上表可見</w:t>
+      </w:r>
+      <w:bookmarkStart w:id="9" w:name="_Hlk216739757"/>
+      <w:r>
+        <w:rPr>
+          <w:rFonts w:hint="eastAsia"/>
+        </w:rPr>
+        <w:t>，</w:t>
+      </w:r>
+      <w:r>
+        <w:t>《國風》</w:t>
+      </w:r>
+      <w:r>
+        <w:rPr>
+          <w:rFonts w:hint="eastAsia"/>
+        </w:rPr>
+        <w:t>的物色意象選擇呈現高度集中性，植物意象（</w:t>
+      </w:r>
+      <w:r>
+        <w:rPr>
+          <w:rFonts w:hint="eastAsia"/>
+        </w:rPr>
+        <w:t>27.</w:t>
+      </w:r>
+      <w:r>
+        <w:rPr>
+          <w:rFonts w:hint="eastAsia"/>
+        </w:rPr>
+        <w:t>70</w:t>
+      </w:r>
+      <w:r>
+        <w:rPr>
+          <w:rFonts w:hint="eastAsia"/>
+        </w:rPr>
+        <w:t>%</w:t>
+      </w:r>
+      <w:r>
+        <w:rPr>
+          <w:rFonts w:hint="eastAsia"/>
+        </w:rPr>
+        <w:t>）和動物意象（</w:t>
+      </w:r>
+      <w:r>
+        <w:rPr>
+          <w:rFonts w:hint="eastAsia"/>
+        </w:rPr>
+        <w:t>1</w:t>
+      </w:r>
+      <w:r>
+        <w:rPr>
+          <w:rFonts w:hint="eastAsia"/>
+        </w:rPr>
+        <w:t>8.89</w:t>
+      </w:r>
+      <w:r>
+        <w:rPr>
+          <w:rFonts w:hint="eastAsia"/>
+        </w:rPr>
+        <w:t>%</w:t>
+      </w:r>
+      <w:r>
+        <w:rPr>
+          <w:rFonts w:hint="eastAsia"/>
+        </w:rPr>
+        <w:t>）兩大類別</w:t>
+      </w:r>
+      <w:bookmarkEnd w:id="9"/>
+      <w:r>
+        <w:rPr>
+          <w:rFonts w:hint="eastAsia"/>
+        </w:rPr>
+        <w:t>合計占所有</w:t>
+      </w:r>
+      <w:proofErr w:type="gramStart"/>
+      <w:r>
+        <w:rPr>
+          <w:rFonts w:hint="eastAsia"/>
+        </w:rPr>
+        <w:t>意象詞次的</w:t>
+      </w:r>
+      <w:proofErr w:type="gramEnd"/>
+      <w:r>
+        <w:rPr>
+          <w:rFonts w:hint="eastAsia"/>
+        </w:rPr>
+        <w:t>46.59%</w:t>
+      </w:r>
+      <w:r>
+        <w:rPr>
+          <w:rFonts w:hint="eastAsia"/>
+        </w:rPr>
+        <w:t>，</w:t>
+      </w:r>
+      <w:bookmarkStart w:id="10" w:name="_Hlk216739794"/>
+      <w:r>
+        <w:rPr>
+          <w:rFonts w:hint="eastAsia"/>
+        </w:rPr>
+        <w:t>確立其在《國風》意象中的核心地位。而其</w:t>
+      </w:r>
+      <w:proofErr w:type="gramStart"/>
+      <w:r>
+        <w:rPr>
+          <w:rFonts w:hint="eastAsia"/>
+        </w:rPr>
+        <w:t>中的人化自然</w:t>
+      </w:r>
+      <w:proofErr w:type="gramEnd"/>
+      <w:r>
+        <w:rPr>
+          <w:rFonts w:hint="eastAsia"/>
+        </w:rPr>
+        <w:t>活動（</w:t>
+      </w:r>
+      <w:r>
+        <w:rPr>
+          <w:rFonts w:hint="eastAsia"/>
+        </w:rPr>
+        <w:t>14.13%</w:t>
+      </w:r>
+      <w:r>
+        <w:rPr>
+          <w:rFonts w:hint="eastAsia"/>
+        </w:rPr>
+        <w:t>）與天象氣候（</w:t>
+      </w:r>
+      <w:r>
+        <w:rPr>
+          <w:rFonts w:hint="eastAsia"/>
+        </w:rPr>
+        <w:t>11.03%</w:t>
+      </w:r>
+      <w:r>
+        <w:rPr>
+          <w:rFonts w:hint="eastAsia"/>
+        </w:rPr>
+        <w:t>）的頻次雖不及核心兩類，但也共同佔據相當大的比例，反映詩人對人類活動與自然規律的關注。</w:t>
+      </w:r>
+      <w:r>
+        <w:rPr>
+          <w:rFonts w:hint="eastAsia"/>
+        </w:rPr>
+        <w:t>地景環境、水域意象與時序季節的相對頻率分布較為均衡，這類意象可能更常作為背景描寫或輔助比、興，較少成為主題的核心物色。</w:t>
+      </w:r>
+    </w:p>
+    <w:bookmarkEnd w:id="10"/>
+    <w:p>
+      <w:r>
+        <w:rPr>
+          <w:rFonts w:hint="eastAsia"/>
+        </w:rPr>
+        <w:t xml:space="preserve">    </w:t>
+      </w:r>
+      <w:r>
+        <w:rPr>
+          <w:rFonts w:hint="eastAsia"/>
+        </w:rPr>
+        <w:t>而根</w:t>
+      </w:r>
+      <w:bookmarkStart w:id="11" w:name="_Hlk216739837"/>
+      <w:r>
+        <w:rPr>
+          <w:rFonts w:hint="eastAsia"/>
+        </w:rPr>
+        <w:t>據表格顯示，水域意象僅占</w:t>
+      </w:r>
+      <w:r>
+        <w:rPr>
+          <w:rFonts w:hint="eastAsia"/>
+        </w:rPr>
+        <w:t>9.37%</w:t>
+      </w:r>
+      <w:r>
+        <w:rPr>
+          <w:rFonts w:hint="eastAsia"/>
+        </w:rPr>
+        <w:t>，在七大類意象中排名第六，遠低於植物與動物意象，這與傳統認為</w:t>
+      </w:r>
+      <w:r>
+        <w:t>《國風》</w:t>
+      </w:r>
+      <w:r>
+        <w:rPr>
+          <w:rFonts w:hint="eastAsia"/>
+        </w:rPr>
+        <w:t>存在豐富水域意象的認知略有出入。</w:t>
+      </w:r>
+      <w:r>
+        <w:rPr>
+          <w:rFonts w:hint="eastAsia"/>
+        </w:rPr>
+        <w:t>而</w:t>
+      </w:r>
+      <w:r>
+        <w:rPr>
+          <w:rFonts w:hint="eastAsia"/>
+        </w:rPr>
+        <w:t>本研究</w:t>
+      </w:r>
+      <w:r>
+        <w:rPr>
+          <w:rFonts w:hint="eastAsia"/>
+        </w:rPr>
+        <w:t>的「水域意象」類別已涵蓋水體與水草，即便進一步將動物意象中的水禽與魚類納入，水域意象的總</w:t>
+      </w:r>
+      <w:proofErr w:type="gramStart"/>
+      <w:r>
+        <w:rPr>
+          <w:rFonts w:hint="eastAsia"/>
+        </w:rPr>
+        <w:t>頻次仍遠</w:t>
+      </w:r>
+      <w:proofErr w:type="gramEnd"/>
+      <w:r>
+        <w:rPr>
+          <w:rFonts w:hint="eastAsia"/>
+        </w:rPr>
+        <w:t>不及植物與動物意象總和。</w:t>
+      </w:r>
     </w:p>
     <w:p>
       <w:r>
@@ -4519,128 +4894,54 @@
         <w:rPr>
           <w:rFonts w:hint="eastAsia"/>
         </w:rPr>
-        <w:t>從上表可見，</w:t>
-      </w:r>
-      <w:r>
-        <w:t>《國風》</w:t>
-      </w:r>
-      <w:r>
-        <w:rPr>
-          <w:rFonts w:hint="eastAsia"/>
-        </w:rPr>
-        <w:t>的物色意象選擇呈現高度集中性，植物意象（</w:t>
-      </w:r>
-      <w:r>
-        <w:rPr>
-          <w:rFonts w:hint="eastAsia"/>
-        </w:rPr>
-        <w:t>27.</w:t>
-      </w:r>
-      <w:r>
-        <w:rPr>
-          <w:rFonts w:hint="eastAsia"/>
-        </w:rPr>
-        <w:t>70</w:t>
-      </w:r>
-      <w:r>
-        <w:rPr>
-          <w:rFonts w:hint="eastAsia"/>
-        </w:rPr>
-        <w:t>%</w:t>
-      </w:r>
-      <w:r>
-        <w:rPr>
-          <w:rFonts w:hint="eastAsia"/>
-        </w:rPr>
-        <w:t>）和動物意象（</w:t>
-      </w:r>
-      <w:r>
-        <w:rPr>
-          <w:rFonts w:hint="eastAsia"/>
-        </w:rPr>
-        <w:t>1</w:t>
-      </w:r>
-      <w:r>
-        <w:rPr>
-          <w:rFonts w:hint="eastAsia"/>
-        </w:rPr>
-        <w:t>8.89</w:t>
-      </w:r>
-      <w:r>
-        <w:rPr>
-          <w:rFonts w:hint="eastAsia"/>
-        </w:rPr>
-        <w:t>%</w:t>
-      </w:r>
-      <w:r>
-        <w:rPr>
-          <w:rFonts w:hint="eastAsia"/>
-        </w:rPr>
-        <w:t>）兩大類別合計占所有</w:t>
+        <w:t>本研究認為，這項量化結果可證明水域意象的重要性並非源於其數量上的普遍性，而是來自其在特</w:t>
+      </w:r>
+      <w:r>
+        <w:rPr>
+          <w:rFonts w:hint="eastAsia"/>
+        </w:rPr>
+        <w:t>定</w:t>
+      </w:r>
+      <w:r>
+        <w:rPr>
+          <w:rFonts w:hint="eastAsia"/>
+        </w:rPr>
+        <w:t>篇章中展現之高象徵度與情境建構能力</w:t>
+      </w:r>
+      <w:r>
+        <w:rPr>
+          <w:rFonts w:hint="eastAsia"/>
+        </w:rPr>
+        <w:t>。許多著名篇章中，均可見水域意象的身影，如〈周南‧關雎〉的「關關雎鳩，在</w:t>
       </w:r>
       <w:proofErr w:type="gramStart"/>
       <w:r>
         <w:rPr>
           <w:rFonts w:hint="eastAsia"/>
         </w:rPr>
-        <w:t>意象詞次的</w:t>
+        <w:t>河之洲</w:t>
       </w:r>
       <w:proofErr w:type="gramEnd"/>
       <w:r>
         <w:rPr>
           <w:rFonts w:hint="eastAsia"/>
         </w:rPr>
-        <w:t>46.59%</w:t>
-      </w:r>
-      <w:r>
-        <w:rPr>
-          <w:rFonts w:hint="eastAsia"/>
-        </w:rPr>
-        <w:t>，確立其在《國風》意象中的核心地位。而其</w:t>
-      </w:r>
-      <w:proofErr w:type="gramStart"/>
-      <w:r>
-        <w:rPr>
-          <w:rFonts w:hint="eastAsia"/>
-        </w:rPr>
-        <w:t>中的人化自然</w:t>
-      </w:r>
-      <w:proofErr w:type="gramEnd"/>
-      <w:r>
-        <w:rPr>
-          <w:rFonts w:hint="eastAsia"/>
-        </w:rPr>
-        <w:t>活動（</w:t>
-      </w:r>
-      <w:r>
-        <w:rPr>
-          <w:rFonts w:hint="eastAsia"/>
-        </w:rPr>
-        <w:t>14.13%</w:t>
-      </w:r>
-      <w:r>
-        <w:rPr>
-          <w:rFonts w:hint="eastAsia"/>
-        </w:rPr>
-        <w:t>）與天象氣候（</w:t>
-      </w:r>
-      <w:r>
-        <w:rPr>
-          <w:rFonts w:hint="eastAsia"/>
-        </w:rPr>
-        <w:t>11.03%</w:t>
-      </w:r>
-      <w:r>
-        <w:rPr>
-          <w:rFonts w:hint="eastAsia"/>
-        </w:rPr>
-        <w:t>）的頻次雖不及核心兩類，但也共同佔據相當大的比例，反映詩人對人類活動與自然規律的關注。</w:t>
-      </w:r>
-      <w:r>
-        <w:rPr>
-          <w:rFonts w:hint="eastAsia"/>
-        </w:rPr>
-        <w:t>地景環境、水域意象與時序季節的相對頻率分布較為均衡，這類意象可能更常作為背景描寫或輔助比、興，較少成為主題的核心物色。</w:t>
+        <w:t>」，或〈秦風‧</w:t>
+      </w:r>
+      <w:r>
+        <w:t>蒹葭</w:t>
+      </w:r>
+      <w:r>
+        <w:rPr>
+          <w:rFonts w:hint="eastAsia"/>
+        </w:rPr>
+        <w:t>〉中的「所謂伊人，在水一方」</w:t>
+      </w:r>
+      <w:r>
+        <w:rPr>
+          <w:rFonts w:hint="eastAsia"/>
+        </w:rPr>
+        <w:t>都以水域為背景，給讀者留下深刻印象。</w:t>
       </w:r>
     </w:p>
     <w:p>
@@ -4654,151 +4955,11 @@
         <w:rPr>
           <w:rFonts w:hint="eastAsia"/>
         </w:rPr>
-        <w:t>而根據表格顯示，水域意象僅占</w:t>
-      </w:r>
-      <w:r>
-        <w:rPr>
-          <w:rFonts w:hint="eastAsia"/>
-        </w:rPr>
-        <w:t>9.37%</w:t>
-      </w:r>
-      <w:r>
-        <w:rPr>
-          <w:rFonts w:hint="eastAsia"/>
-        </w:rPr>
-        <w:t>，在七大類意象中排名第六，遠低於植物與動物意象，這與傳統認為</w:t>
-      </w:r>
-      <w:r>
-        <w:t>《國風》</w:t>
-      </w:r>
-      <w:r>
-        <w:rPr>
-          <w:rFonts w:hint="eastAsia"/>
-        </w:rPr>
-        <w:t>存在豐富水域意象的認知略有出入。</w:t>
-      </w:r>
-      <w:r>
-        <w:rPr>
-          <w:rFonts w:hint="eastAsia"/>
-        </w:rPr>
-        <w:t>而</w:t>
-      </w:r>
-      <w:r>
-        <w:rPr>
-          <w:rFonts w:hint="eastAsia"/>
-        </w:rPr>
-        <w:t>本研究</w:t>
-      </w:r>
-      <w:r>
-        <w:rPr>
-          <w:rFonts w:hint="eastAsia"/>
-        </w:rPr>
-        <w:t>的「水域意象」類別已涵蓋水體與水草，即便進一步將動物意象中的水禽與魚類納入，水域意象的總</w:t>
-      </w:r>
-      <w:proofErr w:type="gramStart"/>
-      <w:r>
-        <w:rPr>
-          <w:rFonts w:hint="eastAsia"/>
-        </w:rPr>
-        <w:t>頻次仍遠</w:t>
-      </w:r>
-      <w:proofErr w:type="gramEnd"/>
-      <w:r>
-        <w:rPr>
-          <w:rFonts w:hint="eastAsia"/>
-        </w:rPr>
-        <w:t>不及植物與動物意象總和。</w:t>
+        <w:t>水域意象的價值在於其文學份量和符號功能，而非其詞彙的整體高頻。量化分析校正了傳統認知，確認《國風》意象的主體焦點集中於植物和動物這兩大類生態物象。</w:t>
       </w:r>
     </w:p>
-    <w:p>
-      <w:r>
-        <w:rPr>
-          <w:rFonts w:hint="eastAsia"/>
-        </w:rPr>
-        <w:t xml:space="preserve">    </w:t>
-      </w:r>
-      <w:r>
-        <w:rPr>
-          <w:rFonts w:hint="eastAsia"/>
-        </w:rPr>
-        <w:t>本研究認為，這項量化結果可證明水域意象的重要性並非源於其數量上的普遍性，而是來自其在</w:t>
-      </w:r>
-      <w:proofErr w:type="gramStart"/>
-      <w:r>
-        <w:rPr>
-          <w:rFonts w:hint="eastAsia"/>
-        </w:rPr>
-        <w:t>特</w:t>
-      </w:r>
-      <w:proofErr w:type="gramEnd"/>
-      <w:r>
-        <w:rPr>
-          <w:rFonts w:hint="eastAsia"/>
-        </w:rPr>
-        <w:t>篇章中展現之高度象徵度與情境建構能力</w:t>
-      </w:r>
-      <w:r>
-        <w:rPr>
-          <w:rFonts w:hint="eastAsia"/>
-        </w:rPr>
-        <w:t>。許多著名篇章中，均可見水域意象的身影，如〈周南‧關雎〉的「關關雎鳩，在</w:t>
-      </w:r>
-      <w:proofErr w:type="gramStart"/>
-      <w:r>
-        <w:rPr>
-          <w:rFonts w:hint="eastAsia"/>
-        </w:rPr>
-        <w:t>河之洲</w:t>
-      </w:r>
-      <w:proofErr w:type="gramEnd"/>
-      <w:r>
-        <w:rPr>
-          <w:rFonts w:hint="eastAsia"/>
-        </w:rPr>
-        <w:t>」，或〈秦風‧</w:t>
-      </w:r>
-      <w:r>
-        <w:t>蒹葭</w:t>
-      </w:r>
-      <w:r>
-        <w:rPr>
-          <w:rFonts w:hint="eastAsia"/>
-        </w:rPr>
-        <w:t>〉中的「所謂伊人，在水一方」</w:t>
-      </w:r>
-      <w:r>
-        <w:rPr>
-          <w:rFonts w:hint="eastAsia"/>
-        </w:rPr>
-        <w:t>都以水域為背景，給讀者留下深刻印象。</w:t>
-      </w:r>
-    </w:p>
-    <w:p>
-      <w:pPr>
-        <w:rPr>
-          <w:rFonts w:hint="eastAsia"/>
-        </w:rPr>
-      </w:pPr>
-      <w:r>
-        <w:rPr>
-          <w:rFonts w:hint="eastAsia"/>
-        </w:rPr>
-        <w:t xml:space="preserve">    </w:t>
-      </w:r>
-      <w:r>
-        <w:rPr>
-          <w:rFonts w:hint="eastAsia"/>
-        </w:rPr>
-        <w:t>水域意象的價值在於其文學份量和符號功能，而非其詞彙的整體高頻。量化分析校正了傳統認知，確認《國風》意象的主體焦點集中於植物和動物這兩大類生態物象。</w:t>
-      </w:r>
-    </w:p>
-    <w:p>
-      <w:pPr>
-        <w:rPr>
-          <w:rFonts w:hint="eastAsia"/>
-        </w:rPr>
-      </w:pPr>
-    </w:p>
+    <w:bookmarkEnd w:id="11"/>
+    <w:p/>
     <w:p>
       <w:pPr>
         <w:pStyle w:val="2"/>
@@ -4831,7 +4992,6 @@
         </w:numPr>
         <w:ind w:leftChars="0"/>
         <w:rPr>
-          <w:rFonts w:hint="eastAsia"/>
           <w:sz w:val="28"/>
           <w:szCs w:val="28"/>
         </w:rPr>
@@ -8732,11 +8892,19 @@
       <w:r>
         <w:t xml:space="preserve">   </w:t>
       </w:r>
-      <w:r>
-        <w:rPr>
-          <w:rFonts w:hint="eastAsia"/>
-        </w:rPr>
-        <w:t>排名第一的詞彙是「采」，反映出</w:t>
+      <w:bookmarkStart w:id="12" w:name="_Hlk216740085"/>
+      <w:r>
+        <w:rPr>
+          <w:rFonts w:hint="eastAsia"/>
+        </w:rPr>
+        <w:t>排名第一的詞彙是「采」，</w:t>
+      </w:r>
+      <w:bookmarkEnd w:id="12"/>
+      <w:r>
+        <w:rPr>
+          <w:rFonts w:hint="eastAsia"/>
+        </w:rPr>
+        <w:t>反映出</w:t>
       </w:r>
       <w:r>
         <w:rPr>
@@ -8786,7 +8954,14 @@
         <w:rPr>
           <w:rFonts w:hint="eastAsia"/>
         </w:rPr>
-        <w:t>意象系統是以人與自然的互動為起點，反映周代社會以農耕</w:t>
+        <w:t>意象系統是以人與自然的互動為起點，反</w:t>
+      </w:r>
+      <w:bookmarkStart w:id="13" w:name="_Hlk216740108"/>
+      <w:r>
+        <w:rPr>
+          <w:rFonts w:hint="eastAsia"/>
+        </w:rPr>
+        <w:t>映周代社會以農耕</w:t>
       </w:r>
       <w:r>
         <w:rPr>
@@ -8818,25 +8993,46 @@
         </w:rPr>
         <w:t>。</w:t>
       </w:r>
-      <w:r>
-        <w:rPr>
-          <w:rFonts w:hint="eastAsia"/>
-        </w:rPr>
-        <w:t>這種為追求聲韻和</w:t>
+      <w:bookmarkEnd w:id="13"/>
+      <w:r>
+        <w:rPr>
+          <w:rFonts w:hint="eastAsia"/>
+        </w:rPr>
+        <w:t>這種</w:t>
+      </w:r>
+      <w:bookmarkStart w:id="14" w:name="_Hlk216740157"/>
+      <w:r>
+        <w:rPr>
+          <w:rFonts w:hint="eastAsia"/>
+        </w:rPr>
+        <w:t>為追求聲韻和</w:t>
       </w:r>
       <w:proofErr w:type="gramStart"/>
       <w:r>
         <w:rPr>
           <w:rFonts w:hint="eastAsia"/>
         </w:rPr>
-        <w:t>復沓</w:t>
+        <w:t>複</w:t>
       </w:r>
       <w:proofErr w:type="gramEnd"/>
       <w:r>
         <w:rPr>
           <w:rFonts w:hint="eastAsia"/>
         </w:rPr>
-        <w:t>效果的語法結構，在客觀上推高了該詞彙的</w:t>
+        <w:t>沓</w:t>
+      </w:r>
+      <w:r>
+        <w:rPr>
+          <w:rFonts w:hint="eastAsia"/>
+        </w:rPr>
+        <w:t>效果</w:t>
+      </w:r>
+      <w:bookmarkEnd w:id="14"/>
+      <w:r>
+        <w:rPr>
+          <w:rFonts w:hint="eastAsia"/>
+        </w:rPr>
+        <w:t>的語法結構，在客觀上推高了該詞彙的</w:t>
       </w:r>
       <w:proofErr w:type="gramStart"/>
       <w:r>
@@ -8911,21 +9107,7 @@
         <w:rPr>
           <w:rFonts w:hint="eastAsia"/>
         </w:rPr>
-        <w:t>水域意象雖在總體大類中排名靠後，但在高頻詞彙中卻佔據「河」、「水」、「</w:t>
-      </w:r>
-      <w:proofErr w:type="gramStart"/>
-      <w:r>
-        <w:rPr>
-          <w:rFonts w:hint="eastAsia"/>
-        </w:rPr>
-        <w:t>淇</w:t>
-      </w:r>
-      <w:proofErr w:type="gramEnd"/>
-      <w:r>
-        <w:rPr>
-          <w:rFonts w:hint="eastAsia"/>
-        </w:rPr>
-        <w:t>」三個席位，顯示這類物色雖詞彙總數不多，但單詞重複使用率高，進一步印證本章第一節的論點：水域項的象徵價值使其成為詩人反覆調用之核心符號。</w:t>
+        <w:t>水域意象雖在總體大類中排名靠後，但在高頻詞彙中卻佔據「河」、「水」、「淇」三個席位，顯示這類物色雖詞彙總數不多，但單詞重複使用率高，進一步印證本章第一節的論點：水域項的象徵價值使其成為詩人反覆調用之核心符號。</w:t>
       </w:r>
     </w:p>
     <w:p/>
@@ -8960,7 +9142,14 @@
         <w:rPr>
           <w:rFonts w:hint="eastAsia"/>
         </w:rPr>
-        <w:t>根據下表所示，植物意象的內部</w:t>
+        <w:t>根據下表所示，</w:t>
+      </w:r>
+      <w:bookmarkStart w:id="15" w:name="_Hlk216742473"/>
+      <w:r>
+        <w:rPr>
+          <w:rFonts w:hint="eastAsia"/>
+        </w:rPr>
+        <w:t>植物意象的內部</w:t>
       </w:r>
       <w:r>
         <w:rPr>
@@ -9002,7 +9191,14 @@
         <w:rPr>
           <w:rFonts w:hint="eastAsia"/>
         </w:rPr>
-        <w:t>這種高頻率可能與其在特定情感主題中的功能有關：木本植物因其穩固、長壽的特性，在讚揚讚頌主題中常被用來比喻堅貞不變的品格；在</w:t>
+        <w:t>這種高頻率可能與其在特定情感主題中的功能有關：木</w:t>
+      </w:r>
+      <w:bookmarkStart w:id="16" w:name="_Hlk216745792"/>
+      <w:r>
+        <w:rPr>
+          <w:rFonts w:hint="eastAsia"/>
+        </w:rPr>
+        <w:t>本植物因其穩固、長壽的特性，在讚揚讚頌主題中常被用來比喻堅貞不變的品格；在</w:t>
       </w:r>
       <w:proofErr w:type="gramStart"/>
       <w:r>
@@ -9018,6 +9214,8 @@
         </w:rPr>
         <w:t>時，則提供了遠行與時空阻隔的背景。</w:t>
       </w:r>
+      <w:bookmarkEnd w:id="15"/>
+      <w:bookmarkEnd w:id="16"/>
       <w:r>
         <w:rPr>
           <w:rFonts w:hint="eastAsia"/>
@@ -9840,7 +10038,14 @@
         <w:rPr>
           <w:rFonts w:hint="eastAsia"/>
         </w:rPr>
-        <w:t>動物意象中，獸類</w:t>
+        <w:t>動物意象中，</w:t>
+      </w:r>
+      <w:bookmarkStart w:id="17" w:name="_Hlk216742630"/>
+      <w:r>
+        <w:rPr>
+          <w:rFonts w:hint="eastAsia"/>
+        </w:rPr>
+        <w:t>獸類</w:t>
       </w:r>
       <w:r>
         <w:t>（</w:t>
@@ -9861,7 +10066,21 @@
         <w:rPr>
           <w:rFonts w:hint="eastAsia"/>
         </w:rPr>
-        <w:t>，除了與人類活動有關，像是農業、狩獵、軍事等場景常見家畜與走獸，獸類意象在</w:t>
+        <w:t>，除了</w:t>
+      </w:r>
+      <w:bookmarkStart w:id="18" w:name="_Hlk216745816"/>
+      <w:r>
+        <w:rPr>
+          <w:rFonts w:hint="eastAsia"/>
+        </w:rPr>
+        <w:t>與人類活動有關</w:t>
+      </w:r>
+      <w:bookmarkEnd w:id="18"/>
+      <w:r>
+        <w:rPr>
+          <w:rFonts w:hint="eastAsia"/>
+        </w:rPr>
+        <w:t>，像是農業、狩獵、軍事等場景常見家畜與走獸，獸類意象在</w:t>
       </w:r>
       <w:r>
         <w:rPr>
@@ -9873,28 +10092,50 @@
         <w:rPr>
           <w:rFonts w:hint="eastAsia"/>
         </w:rPr>
-        <w:t>中亦具有突出的道德</w:t>
+        <w:t>中亦具有突出的</w:t>
+      </w:r>
+      <w:bookmarkStart w:id="19" w:name="_Hlk216745823"/>
+      <w:r>
+        <w:rPr>
+          <w:rFonts w:hint="eastAsia"/>
+        </w:rPr>
+        <w:t>道德</w:t>
       </w:r>
       <w:proofErr w:type="gramStart"/>
       <w:r>
         <w:rPr>
           <w:rFonts w:hint="eastAsia"/>
         </w:rPr>
-        <w:t>諷諭</w:t>
+        <w:t>諷</w:t>
       </w:r>
       <w:proofErr w:type="gramEnd"/>
       <w:r>
         <w:rPr>
           <w:rFonts w:hint="eastAsia"/>
         </w:rPr>
-        <w:t>與寓言功能。</w:t>
-      </w:r>
-      <w:r>
-        <w:rPr>
-          <w:rFonts w:hint="eastAsia"/>
-        </w:rPr>
-        <w:t>詩人經常選用獸類來比喻或暗指社會中的小人、貪婪者、或是無德的統治階級，從而達到諷刺批判的目的。因此，獸類不僅是現實的描寫對象，更是詩人表達其社會觀察和道德立場的重要符號。</w:t>
-      </w:r>
+        <w:t>諭與寓言功能</w:t>
+      </w:r>
+      <w:bookmarkEnd w:id="19"/>
+      <w:r>
+        <w:rPr>
+          <w:rFonts w:hint="eastAsia"/>
+        </w:rPr>
+        <w:t>。</w:t>
+      </w:r>
+      <w:r>
+        <w:rPr>
+          <w:rFonts w:hint="eastAsia"/>
+        </w:rPr>
+        <w:t>詩人經常選用獸類來比喻或暗指社會中的小人、貪婪者、或是無德的統治階級，從而達到諷刺批判的目的。因此，</w:t>
+      </w:r>
+      <w:bookmarkStart w:id="20" w:name="_Hlk216745834"/>
+      <w:r>
+        <w:rPr>
+          <w:rFonts w:hint="eastAsia"/>
+        </w:rPr>
+        <w:t>獸類不僅是現實的描寫對象，更是詩人表達其社會觀察和道德立場的重要符號。</w:t>
+      </w:r>
+      <w:bookmarkEnd w:id="20"/>
       <w:r>
         <w:rPr>
           <w:rFonts w:hint="eastAsia"/>
@@ -9935,7 +10176,22 @@
         <w:rPr>
           <w:rFonts w:hint="eastAsia"/>
         </w:rPr>
-        <w:t>顯示禽鳥類意象在情感抒發和婚姻象徵上具有更高的專屬性。這種總體與單一主題下的頻率結構差異，明確劃分了兩大動物子類別的功能：獸類偏重於反映社會與政治現實，而鳥禽類則專精於傳達人類的私密情感與關係。這項差異為後續章節深入探討不同主題下的意象選擇傾向，奠定了堅實的量化基礎。</w:t>
+        <w:t>顯示禽鳥類意象在情感抒發和婚姻象徵上具有更高的專屬性。</w:t>
+      </w:r>
+      <w:bookmarkStart w:id="21" w:name="_Hlk216745904"/>
+      <w:r>
+        <w:rPr>
+          <w:rFonts w:hint="eastAsia"/>
+        </w:rPr>
+        <w:t>這種總體與單一主題下的頻率結構差異，明確劃分了兩大動物子類別的功能：獸類偏重於反映社會與政治現實，而鳥禽類則專精於傳達人類的私密情感與關係。</w:t>
+      </w:r>
+      <w:bookmarkEnd w:id="17"/>
+      <w:bookmarkEnd w:id="21"/>
+      <w:r>
+        <w:rPr>
+          <w:rFonts w:hint="eastAsia"/>
+        </w:rPr>
+        <w:t>這項差異為後續章節深入探討不同主題下的意象選擇傾向，奠定了堅實的量化基礎。</w:t>
       </w:r>
     </w:p>
     <w:tbl>
@@ -13624,19 +13880,8 @@
         </w:tc>
       </w:tr>
     </w:tbl>
+    <w:p/>
     <w:p>
-      <w:pPr>
-        <w:rPr>
-          <w:rFonts w:hint="eastAsia"/>
-        </w:rPr>
-      </w:pPr>
-    </w:p>
-    <w:p>
-      <w:pPr>
-        <w:rPr>
-          <w:rFonts w:hint="eastAsia"/>
-        </w:rPr>
-      </w:pPr>
       <w:r>
         <w:rPr>
           <w:rFonts w:hint="eastAsia"/>
@@ -13673,17 +13918,32 @@
         </w:rPr>
         <w:t>：</w:t>
       </w:r>
-      <w:r>
-        <w:rPr>
-          <w:rFonts w:hint="eastAsia"/>
-        </w:rPr>
-        <w:t>「意象大類的分佈與情感主題獨立」。</w:t>
-      </w:r>
-      <w:r>
-        <w:rPr>
-          <w:rFonts w:hint="eastAsia"/>
-        </w:rPr>
-        <w:t>經計算，得出卡方統計量</w:t>
+      <w:bookmarkStart w:id="22" w:name="_Hlk216741295"/>
+      <w:r>
+        <w:rPr>
+          <w:rFonts w:hint="eastAsia"/>
+        </w:rPr>
+        <w:t>「意象大類的分佈與情感主題獨立」</w:t>
+      </w:r>
+      <w:bookmarkEnd w:id="22"/>
+      <w:r>
+        <w:rPr>
+          <w:rFonts w:hint="eastAsia"/>
+        </w:rPr>
+        <w:t>。</w:t>
+      </w:r>
+      <w:r>
+        <w:rPr>
+          <w:rFonts w:hint="eastAsia"/>
+        </w:rPr>
+        <w:t>經計算，</w:t>
+      </w:r>
+      <w:bookmarkStart w:id="23" w:name="_Hlk216741271"/>
+      <w:r>
+        <w:rPr>
+          <w:rFonts w:hint="eastAsia"/>
+        </w:rPr>
+        <w:t>得出卡方統計量</w:t>
       </w:r>
       <w:r>
         <w:rPr>
@@ -13863,7 +14123,7 @@
         <w:spacing w:line="240" w:lineRule="auto"/>
         <w:jc w:val="left"/>
         <w:rPr>
-          <w:rFonts w:ascii="新細明體" w:eastAsia="新細明體" w:hAnsi="新細明體" w:cs="新細明體" w:hint="eastAsia"/>
+          <w:rFonts w:ascii="新細明體" w:eastAsia="新細明體" w:hAnsi="新細明體" w:cs="新細明體"/>
           <w:kern w:val="0"/>
         </w:rPr>
       </w:pPr>
@@ -13903,7 +14163,14 @@
         <w:rPr>
           <w:rFonts w:hint="eastAsia"/>
         </w:rPr>
-        <w:t>），定位各情感類別具體物色意象偏好，本研究採用</w:t>
+        <w:t>），定位各情感類別具體物色意象偏好，</w:t>
+      </w:r>
+      <w:bookmarkStart w:id="24" w:name="_Hlk216745929"/>
+      <w:r>
+        <w:rPr>
+          <w:rFonts w:hint="eastAsia"/>
+        </w:rPr>
+        <w:t>本研究採用</w:t>
       </w:r>
       <w:r>
         <w:rPr>
@@ -13935,6 +14202,7 @@
         </w:rPr>
         <w:t>作為中顯著</w:t>
       </w:r>
+      <w:bookmarkEnd w:id="24"/>
       <w:r>
         <w:rPr>
           <w:rFonts w:hint="eastAsia"/>
@@ -13959,6 +14227,7 @@
         </w:rPr>
         <w:t>。</w:t>
       </w:r>
+      <w:bookmarkEnd w:id="23"/>
     </w:p>
     <w:tbl>
       <w:tblPr>
@@ -16009,11 +16278,6 @@
     </w:tbl>
     <w:p/>
     <w:p>
-      <w:pPr>
-        <w:rPr>
-          <w:rFonts w:hint="eastAsia"/>
-        </w:rPr>
-      </w:pPr>
       <w:r>
         <w:rPr>
           <w:rFonts w:hint="eastAsia"/>
@@ -16024,11 +16288,39 @@
       <w:r>
         <w:t xml:space="preserve">   </w:t>
       </w:r>
-      <w:r>
-        <w:rPr>
-          <w:rFonts w:hint="eastAsia"/>
-        </w:rPr>
-        <w:t>從上表來看，愛情類別極度偏愛水域意象</w:t>
+      <w:bookmarkStart w:id="25" w:name="_Hlk216741454"/>
+      <w:r>
+        <w:rPr>
+          <w:rFonts w:hint="eastAsia"/>
+        </w:rPr>
+        <w:t>從上表來看，愛情類別極度偏愛水域意象（</w:t>
+      </w:r>
+      <w:r>
+        <w:rPr>
+          <w:rFonts w:hint="eastAsia"/>
+        </w:rPr>
+        <w:t>Z=4.41</w:t>
+      </w:r>
+      <w:r>
+        <w:rPr>
+          <w:rFonts w:hint="eastAsia"/>
+        </w:rPr>
+        <w:t>），並高度規避動物意象（</w:t>
+      </w:r>
+      <w:r>
+        <w:rPr>
+          <w:rFonts w:hint="eastAsia"/>
+        </w:rPr>
+        <w:t>Z=</w:t>
+      </w:r>
+      <w:r>
+        <w:t>-4.07</w:t>
+      </w:r>
+      <w:r>
+        <w:rPr>
+          <w:rFonts w:hint="eastAsia"/>
+        </w:rPr>
+        <w:t>）與時序季節</w:t>
       </w:r>
       <w:r>
         <w:rPr>
@@ -16040,7 +16332,10 @@
         <w:rPr>
           <w:rFonts w:hint="eastAsia"/>
         </w:rPr>
-        <w:t>Z=4.41</w:t>
+        <w:t>Z=</w:t>
+      </w:r>
+      <w:r>
+        <w:t>-3.72</w:t>
       </w:r>
       <w:r>
         <w:rPr>
@@ -16052,60 +16347,6 @@
         <w:rPr>
           <w:rFonts w:hint="eastAsia"/>
         </w:rPr>
-        <w:t>，並高度規避動物意象</w:t>
-      </w:r>
-      <w:r>
-        <w:rPr>
-          <w:rFonts w:hint="eastAsia"/>
-        </w:rPr>
-        <w:t>（</w:t>
-      </w:r>
-      <w:r>
-        <w:rPr>
-          <w:rFonts w:hint="eastAsia"/>
-        </w:rPr>
-        <w:t>Z=</w:t>
-      </w:r>
-      <w:r>
-        <w:t>-4.07</w:t>
-      </w:r>
-      <w:r>
-        <w:rPr>
-          <w:rFonts w:hint="eastAsia"/>
-        </w:rPr>
-        <w:t>）</w:t>
-      </w:r>
-      <w:r>
-        <w:rPr>
-          <w:rFonts w:hint="eastAsia"/>
-        </w:rPr>
-        <w:t>與時序季節</w:t>
-      </w:r>
-      <w:r>
-        <w:rPr>
-          <w:rFonts w:hint="eastAsia"/>
-        </w:rPr>
-        <w:t>（</w:t>
-      </w:r>
-      <w:r>
-        <w:rPr>
-          <w:rFonts w:hint="eastAsia"/>
-        </w:rPr>
-        <w:t>Z=</w:t>
-      </w:r>
-      <w:r>
-        <w:t>-3.72</w:t>
-      </w:r>
-      <w:r>
-        <w:rPr>
-          <w:rFonts w:hint="eastAsia"/>
-        </w:rPr>
-        <w:t>）</w:t>
-      </w:r>
-      <w:r>
-        <w:rPr>
-          <w:rFonts w:hint="eastAsia"/>
-        </w:rPr>
         <w:t>；</w:t>
       </w:r>
       <w:proofErr w:type="gramStart"/>
@@ -16120,67 +16361,31 @@
         <w:rPr>
           <w:rFonts w:hint="eastAsia"/>
         </w:rPr>
-        <w:t>中無高度偏愛或規避者，但動物意象</w:t>
-      </w:r>
-      <w:r>
-        <w:rPr>
-          <w:rFonts w:hint="eastAsia"/>
-        </w:rPr>
-        <w:t>（</w:t>
-      </w:r>
-      <w:r>
-        <w:rPr>
-          <w:rFonts w:hint="eastAsia"/>
-        </w:rPr>
-        <w:t>Z=</w:t>
-      </w:r>
-      <w:r>
-        <w:rPr>
-          <w:rFonts w:hint="eastAsia"/>
-        </w:rPr>
-        <w:t>2.69</w:t>
-      </w:r>
-      <w:r>
-        <w:rPr>
-          <w:rFonts w:hint="eastAsia"/>
-        </w:rPr>
-        <w:t>）</w:t>
-      </w:r>
-      <w:r>
-        <w:rPr>
-          <w:rFonts w:hint="eastAsia"/>
-        </w:rPr>
-        <w:t>為其中度偏愛；勞作生活高度偏愛時序季節</w:t>
-      </w:r>
-      <w:r>
-        <w:rPr>
-          <w:rFonts w:hint="eastAsia"/>
-        </w:rPr>
-        <w:t>（</w:t>
-      </w:r>
-      <w:r>
-        <w:rPr>
-          <w:rFonts w:hint="eastAsia"/>
-        </w:rPr>
-        <w:t>Z=</w:t>
-      </w:r>
-      <w:r>
-        <w:rPr>
-          <w:rFonts w:hint="eastAsia"/>
-        </w:rPr>
-        <w:t>7.67</w:t>
-      </w:r>
-      <w:r>
-        <w:rPr>
-          <w:rFonts w:hint="eastAsia"/>
-        </w:rPr>
-        <w:t>）</w:t>
-      </w:r>
-      <w:r>
-        <w:rPr>
-          <w:rFonts w:hint="eastAsia"/>
-        </w:rPr>
-        <w:t>、中度</w:t>
+        <w:t>中無高度偏愛或規避者，但動物意象（</w:t>
+      </w:r>
+      <w:r>
+        <w:rPr>
+          <w:rFonts w:hint="eastAsia"/>
+        </w:rPr>
+        <w:t>Z=2.69</w:t>
+      </w:r>
+      <w:r>
+        <w:rPr>
+          <w:rFonts w:hint="eastAsia"/>
+        </w:rPr>
+        <w:t>）為其中度偏愛；勞作生活高度偏愛時序季節（</w:t>
+      </w:r>
+      <w:r>
+        <w:rPr>
+          <w:rFonts w:hint="eastAsia"/>
+        </w:rPr>
+        <w:t>Z=7.67</w:t>
+      </w:r>
+      <w:r>
+        <w:rPr>
+          <w:rFonts w:hint="eastAsia"/>
+        </w:rPr>
+        <w:t>）、中度</w:t>
       </w:r>
       <w:proofErr w:type="gramStart"/>
       <w:r>
@@ -16194,202 +16399,86 @@
         <w:rPr>
           <w:rFonts w:hint="eastAsia"/>
         </w:rPr>
-        <w:t>活動</w:t>
-      </w:r>
-      <w:r>
-        <w:rPr>
-          <w:rFonts w:hint="eastAsia"/>
-        </w:rPr>
-        <w:t>（</w:t>
-      </w:r>
-      <w:r>
-        <w:rPr>
-          <w:rFonts w:hint="eastAsia"/>
-        </w:rPr>
-        <w:t>Z=</w:t>
-      </w:r>
-      <w:r>
-        <w:rPr>
-          <w:rFonts w:hint="eastAsia"/>
-        </w:rPr>
-        <w:t>2.85</w:t>
-      </w:r>
-      <w:r>
-        <w:rPr>
-          <w:rFonts w:hint="eastAsia"/>
-        </w:rPr>
-        <w:t>）</w:t>
-      </w:r>
-      <w:r>
-        <w:rPr>
-          <w:rFonts w:hint="eastAsia"/>
-        </w:rPr>
-        <w:t>，高度規避地景環境</w:t>
-      </w:r>
-      <w:r>
-        <w:rPr>
-          <w:rFonts w:hint="eastAsia"/>
-        </w:rPr>
-        <w:t>（</w:t>
-      </w:r>
-      <w:r>
-        <w:rPr>
-          <w:rFonts w:hint="eastAsia"/>
-        </w:rPr>
-        <w:t>Z=</w:t>
-      </w:r>
-      <w:r>
-        <w:rPr>
-          <w:rFonts w:hint="eastAsia"/>
-        </w:rPr>
-        <w:t>-4.17</w:t>
-      </w:r>
-      <w:r>
-        <w:rPr>
-          <w:rFonts w:hint="eastAsia"/>
-        </w:rPr>
-        <w:t>）</w:t>
-      </w:r>
-      <w:r>
-        <w:rPr>
-          <w:rFonts w:hint="eastAsia"/>
-        </w:rPr>
-        <w:t>、中度規避水域意象</w:t>
-      </w:r>
-      <w:r>
-        <w:rPr>
-          <w:rFonts w:hint="eastAsia"/>
-        </w:rPr>
-        <w:t>（</w:t>
-      </w:r>
-      <w:r>
-        <w:rPr>
-          <w:rFonts w:hint="eastAsia"/>
-        </w:rPr>
-        <w:t>Z=</w:t>
-      </w:r>
-      <w:r>
-        <w:rPr>
-          <w:rFonts w:hint="eastAsia"/>
-        </w:rPr>
-        <w:t>-2.84</w:t>
-      </w:r>
-      <w:r>
-        <w:rPr>
-          <w:rFonts w:hint="eastAsia"/>
-        </w:rPr>
-        <w:t>）</w:t>
-      </w:r>
-      <w:r>
-        <w:rPr>
-          <w:rFonts w:hint="eastAsia"/>
-        </w:rPr>
-        <w:t>與天象氣候</w:t>
-      </w:r>
-      <w:r>
-        <w:rPr>
-          <w:rFonts w:hint="eastAsia"/>
-        </w:rPr>
-        <w:t>（</w:t>
-      </w:r>
-      <w:r>
-        <w:rPr>
-          <w:rFonts w:hint="eastAsia"/>
-        </w:rPr>
-        <w:t>Z=</w:t>
-      </w:r>
-      <w:r>
-        <w:rPr>
-          <w:rFonts w:hint="eastAsia"/>
-        </w:rPr>
-        <w:t>-2.93</w:t>
-      </w:r>
-      <w:r>
-        <w:rPr>
-          <w:rFonts w:hint="eastAsia"/>
-        </w:rPr>
-        <w:t>）</w:t>
-      </w:r>
-      <w:r>
-        <w:rPr>
-          <w:rFonts w:hint="eastAsia"/>
-        </w:rPr>
-        <w:t>；社會政治高度規避時序季節</w:t>
-      </w:r>
-      <w:r>
-        <w:rPr>
-          <w:rFonts w:hint="eastAsia"/>
-        </w:rPr>
-        <w:t>（</w:t>
-      </w:r>
-      <w:r>
-        <w:rPr>
-          <w:rFonts w:hint="eastAsia"/>
-        </w:rPr>
-        <w:t>Z=</w:t>
-      </w:r>
-      <w:r>
-        <w:rPr>
-          <w:rFonts w:hint="eastAsia"/>
-        </w:rPr>
-        <w:t>-3.67</w:t>
-      </w:r>
-      <w:r>
-        <w:rPr>
-          <w:rFonts w:hint="eastAsia"/>
-        </w:rPr>
-        <w:t>）</w:t>
-      </w:r>
-      <w:r>
-        <w:rPr>
-          <w:rFonts w:hint="eastAsia"/>
-        </w:rPr>
-        <w:t>並中度偏愛動物意象</w:t>
-      </w:r>
-      <w:r>
-        <w:rPr>
-          <w:rFonts w:hint="eastAsia"/>
-        </w:rPr>
-        <w:t>（</w:t>
-      </w:r>
-      <w:r>
-        <w:rPr>
-          <w:rFonts w:hint="eastAsia"/>
-        </w:rPr>
-        <w:t>Z=</w:t>
-      </w:r>
-      <w:r>
-        <w:rPr>
-          <w:rFonts w:hint="eastAsia"/>
-        </w:rPr>
-        <w:t>2.73</w:t>
-      </w:r>
-      <w:r>
-        <w:rPr>
-          <w:rFonts w:hint="eastAsia"/>
-        </w:rPr>
-        <w:t>）</w:t>
-      </w:r>
-      <w:r>
-        <w:rPr>
-          <w:rFonts w:hint="eastAsia"/>
-        </w:rPr>
-        <w:t>；婚姻及感懷主題中則無顯著偏好或規避者。</w:t>
-      </w:r>
+        <w:t>活動（</w:t>
+      </w:r>
+      <w:r>
+        <w:rPr>
+          <w:rFonts w:hint="eastAsia"/>
+        </w:rPr>
+        <w:t>Z=2.85</w:t>
+      </w:r>
+      <w:r>
+        <w:rPr>
+          <w:rFonts w:hint="eastAsia"/>
+        </w:rPr>
+        <w:t>），高度規避地景環境（</w:t>
+      </w:r>
+      <w:r>
+        <w:rPr>
+          <w:rFonts w:hint="eastAsia"/>
+        </w:rPr>
+        <w:t>Z=-4.17</w:t>
+      </w:r>
+      <w:r>
+        <w:rPr>
+          <w:rFonts w:hint="eastAsia"/>
+        </w:rPr>
+        <w:t>）、中度規避水域意象（</w:t>
+      </w:r>
+      <w:r>
+        <w:rPr>
+          <w:rFonts w:hint="eastAsia"/>
+        </w:rPr>
+        <w:t>Z=-2.84</w:t>
+      </w:r>
+      <w:r>
+        <w:rPr>
+          <w:rFonts w:hint="eastAsia"/>
+        </w:rPr>
+        <w:t>）與天象氣候（</w:t>
+      </w:r>
+      <w:r>
+        <w:rPr>
+          <w:rFonts w:hint="eastAsia"/>
+        </w:rPr>
+        <w:t>Z=-2.93</w:t>
+      </w:r>
+      <w:r>
+        <w:rPr>
+          <w:rFonts w:hint="eastAsia"/>
+        </w:rPr>
+        <w:t>）；社會政治高度規避時序季節（</w:t>
+      </w:r>
+      <w:r>
+        <w:rPr>
+          <w:rFonts w:hint="eastAsia"/>
+        </w:rPr>
+        <w:t>Z=-3.67</w:t>
+      </w:r>
+      <w:r>
+        <w:rPr>
+          <w:rFonts w:hint="eastAsia"/>
+        </w:rPr>
+        <w:t>）並中度偏愛動物意象（</w:t>
+      </w:r>
+      <w:r>
+        <w:rPr>
+          <w:rFonts w:hint="eastAsia"/>
+        </w:rPr>
+        <w:t>Z=2.73</w:t>
+      </w:r>
+      <w:r>
+        <w:rPr>
+          <w:rFonts w:hint="eastAsia"/>
+        </w:rPr>
+        <w:t>）；婚姻及感懷主題中則無顯著偏好或規避者。</w:t>
+      </w:r>
+      <w:bookmarkEnd w:id="25"/>
     </w:p>
-    <w:p>
-      <w:pPr>
-        <w:rPr>
-          <w:rFonts w:hint="eastAsia"/>
-        </w:rPr>
-      </w:pPr>
-    </w:p>
+    <w:p/>
     <w:p>
       <w:pPr>
         <w:pStyle w:val="2"/>
-        <w:rPr>
-          <w:rFonts w:hint="eastAsia"/>
-        </w:rPr>
       </w:pPr>
       <w:r>
         <w:rPr>
@@ -16414,29 +16503,18 @@
         </w:rPr>
         <w:t xml:space="preserve">    </w:t>
       </w:r>
-      <w:r>
-        <w:rPr>
-          <w:rFonts w:hint="eastAsia"/>
-        </w:rPr>
-        <w:t>宏觀上，植物意象似乎分布均衡，但子類別分析卻揭示其內部偏愛現象。穀物在勞作生活</w:t>
-      </w:r>
-      <w:r>
-        <w:rPr>
-          <w:rFonts w:hint="eastAsia"/>
-        </w:rPr>
-        <w:t>（</w:t>
-      </w:r>
-      <w:r>
-        <w:rPr>
-          <w:rFonts w:hint="eastAsia"/>
-        </w:rPr>
-        <w:t>Z=</w:t>
-      </w:r>
-      <w:r>
-        <w:rPr>
-          <w:rFonts w:hint="eastAsia"/>
-        </w:rPr>
-        <w:t>4.59</w:t>
+      <w:bookmarkStart w:id="26" w:name="_Hlk216743563"/>
+      <w:r>
+        <w:rPr>
+          <w:rFonts w:hint="eastAsia"/>
+        </w:rPr>
+        <w:t>宏觀上，植物意象似乎分布均衡，但子類別分析卻揭示其內部偏愛現象。穀物在勞作生活（</w:t>
+      </w:r>
+      <w:r>
+        <w:rPr>
+          <w:rFonts w:hint="eastAsia"/>
+        </w:rPr>
+        <w:t>Z=4.59</w:t>
       </w:r>
       <w:r>
         <w:rPr>
@@ -16456,37 +16534,26 @@
         <w:rPr>
           <w:rFonts w:hint="eastAsia"/>
         </w:rPr>
-        <w:t>差役</w:t>
-      </w:r>
-      <w:r>
-        <w:rPr>
-          <w:rFonts w:hint="eastAsia"/>
-        </w:rPr>
-        <w:t>（</w:t>
-      </w:r>
-      <w:r>
-        <w:rPr>
-          <w:rFonts w:hint="eastAsia"/>
-        </w:rPr>
-        <w:t>Z=</w:t>
-      </w:r>
-      <w:r>
-        <w:rPr>
-          <w:rFonts w:hint="eastAsia"/>
-        </w:rPr>
-        <w:t>3.60</w:t>
-      </w:r>
-      <w:r>
-        <w:rPr>
-          <w:rFonts w:hint="eastAsia"/>
-        </w:rPr>
-        <w:t>）</w:t>
-      </w:r>
-      <w:r>
-        <w:rPr>
-          <w:rFonts w:hint="eastAsia"/>
-        </w:rPr>
-        <w:t>中呈現高度偏愛，證明穀物意象幾乎被現實需求功能所壟斷，在</w:t>
+        <w:t>差役（</w:t>
+      </w:r>
+      <w:r>
+        <w:rPr>
+          <w:rFonts w:hint="eastAsia"/>
+        </w:rPr>
+        <w:t>Z=3.60</w:t>
+      </w:r>
+      <w:r>
+        <w:rPr>
+          <w:rFonts w:hint="eastAsia"/>
+        </w:rPr>
+        <w:t>）中呈現高度偏愛，證明穀物意象幾乎被現實需求功能所壟斷</w:t>
+      </w:r>
+      <w:bookmarkStart w:id="27" w:name="_Hlk216745954"/>
+      <w:r>
+        <w:rPr>
+          <w:rFonts w:hint="eastAsia"/>
+        </w:rPr>
+        <w:t>，在</w:t>
       </w:r>
       <w:r>
         <w:rPr>
@@ -16498,73 +16565,52 @@
         <w:rPr>
           <w:rFonts w:hint="eastAsia"/>
         </w:rPr>
-        <w:t>中大部分指涉生產、生活或糧食；相反地，愛情</w:t>
-      </w:r>
-      <w:r>
-        <w:rPr>
-          <w:rFonts w:hint="eastAsia"/>
-        </w:rPr>
-        <w:t>（</w:t>
-      </w:r>
-      <w:r>
-        <w:rPr>
-          <w:rFonts w:hint="eastAsia"/>
-        </w:rPr>
-        <w:t>Z=</w:t>
-      </w:r>
-      <w:r>
-        <w:rPr>
-          <w:rFonts w:hint="eastAsia"/>
-        </w:rPr>
-        <w:t>-2.86</w:t>
-      </w:r>
-      <w:r>
-        <w:rPr>
-          <w:rFonts w:hint="eastAsia"/>
-        </w:rPr>
-        <w:t>）</w:t>
-      </w:r>
-      <w:r>
-        <w:rPr>
-          <w:rFonts w:hint="eastAsia"/>
-        </w:rPr>
-        <w:t>與婚姻</w:t>
-      </w:r>
-      <w:r>
-        <w:rPr>
-          <w:rFonts w:hint="eastAsia"/>
-        </w:rPr>
-        <w:t>（</w:t>
-      </w:r>
-      <w:r>
-        <w:rPr>
-          <w:rFonts w:hint="eastAsia"/>
-        </w:rPr>
-        <w:t>Z=</w:t>
-      </w:r>
-      <w:r>
-        <w:rPr>
-          <w:rFonts w:hint="eastAsia"/>
-        </w:rPr>
-        <w:t>-2.73</w:t>
-      </w:r>
-      <w:r>
-        <w:rPr>
-          <w:rFonts w:hint="eastAsia"/>
-        </w:rPr>
-        <w:t>）</w:t>
-      </w:r>
-      <w:r>
-        <w:rPr>
-          <w:rFonts w:hint="eastAsia"/>
-        </w:rPr>
-        <w:t>主題卻中度規避穀物意象，</w:t>
-      </w:r>
-      <w:r>
-        <w:rPr>
-          <w:rFonts w:hint="eastAsia"/>
-        </w:rPr>
-        <w:t>證明情感詩意象組合理念是排除具有強烈現實生活指涉的穀物。</w:t>
+        <w:t>中大部分指涉生產、生活或糧食</w:t>
+      </w:r>
+      <w:bookmarkEnd w:id="27"/>
+      <w:r>
+        <w:rPr>
+          <w:rFonts w:hint="eastAsia"/>
+        </w:rPr>
+        <w:t>；相反地，愛情（</w:t>
+      </w:r>
+      <w:r>
+        <w:rPr>
+          <w:rFonts w:hint="eastAsia"/>
+        </w:rPr>
+        <w:t>Z=-2.86</w:t>
+      </w:r>
+      <w:r>
+        <w:rPr>
+          <w:rFonts w:hint="eastAsia"/>
+        </w:rPr>
+        <w:t>）與婚姻（</w:t>
+      </w:r>
+      <w:r>
+        <w:rPr>
+          <w:rFonts w:hint="eastAsia"/>
+        </w:rPr>
+        <w:t>Z=-2.73</w:t>
+      </w:r>
+      <w:r>
+        <w:rPr>
+          <w:rFonts w:hint="eastAsia"/>
+        </w:rPr>
+        <w:t>）主題卻中度規避穀物意象，</w:t>
+      </w:r>
+      <w:bookmarkStart w:id="28" w:name="_Hlk216745996"/>
+      <w:r>
+        <w:rPr>
+          <w:rFonts w:hint="eastAsia"/>
+        </w:rPr>
+        <w:t>證明情感詩意象組合理念是排除具有強烈現實生活指涉</w:t>
+      </w:r>
+      <w:bookmarkEnd w:id="28"/>
+      <w:r>
+        <w:rPr>
+          <w:rFonts w:hint="eastAsia"/>
+        </w:rPr>
+        <w:t>的穀物。</w:t>
       </w:r>
     </w:p>
     <w:p>
@@ -16590,13 +16636,7 @@
         <w:rPr>
           <w:rFonts w:hint="eastAsia"/>
         </w:rPr>
-        <w:t>Z=</w:t>
-      </w:r>
-      <w:r>
-        <w:rPr>
-          <w:rFonts w:hint="eastAsia"/>
-        </w:rPr>
-        <w:t>1.97</w:t>
+        <w:t>Z=1.97</w:t>
       </w:r>
       <w:r>
         <w:rPr>
@@ -16632,13 +16672,7 @@
         <w:rPr>
           <w:rFonts w:hint="eastAsia"/>
         </w:rPr>
-        <w:t>Z=</w:t>
-      </w:r>
-      <w:r>
-        <w:rPr>
-          <w:rFonts w:hint="eastAsia"/>
-        </w:rPr>
-        <w:t>1.17</w:t>
+        <w:t>Z=1.17</w:t>
       </w:r>
       <w:r>
         <w:rPr>
@@ -16683,14 +16717,14 @@
         <w:rPr>
           <w:rFonts w:hint="eastAsia"/>
         </w:rPr>
-        <w:t>在征人</w:t>
+        <w:t>在征</w:t>
       </w:r>
       <w:proofErr w:type="gramEnd"/>
       <w:r>
         <w:rPr>
           <w:rFonts w:hint="eastAsia"/>
         </w:rPr>
-        <w:t>差役</w:t>
+        <w:t>人差役</w:t>
       </w:r>
       <w:r>
         <w:rPr>
@@ -16702,13 +16736,7 @@
         <w:rPr>
           <w:rFonts w:hint="eastAsia"/>
         </w:rPr>
-        <w:t>Z=</w:t>
-      </w:r>
-      <w:r>
-        <w:rPr>
-          <w:rFonts w:hint="eastAsia"/>
-        </w:rPr>
-        <w:t>-1.36</w:t>
+        <w:t>Z=-1.36</w:t>
       </w:r>
       <w:r>
         <w:rPr>
@@ -16744,13 +16772,7 @@
         <w:rPr>
           <w:rFonts w:hint="eastAsia"/>
         </w:rPr>
-        <w:t>Z=</w:t>
-      </w:r>
-      <w:r>
-        <w:rPr>
-          <w:rFonts w:hint="eastAsia"/>
-        </w:rPr>
-        <w:t>-1.85</w:t>
+        <w:t>Z=-1.85</w:t>
       </w:r>
       <w:r>
         <w:rPr>
@@ -16786,13 +16808,7 @@
         <w:rPr>
           <w:rFonts w:hint="eastAsia"/>
         </w:rPr>
-        <w:t>Z=</w:t>
-      </w:r>
-      <w:r>
-        <w:rPr>
-          <w:rFonts w:hint="eastAsia"/>
-        </w:rPr>
-        <w:t>-1.59</w:t>
+        <w:t>Z=-1.59</w:t>
       </w:r>
       <w:r>
         <w:rPr>
@@ -16817,14 +16833,14 @@
         <w:rPr>
           <w:rFonts w:hint="eastAsia"/>
         </w:rPr>
-        <w:t>中呈負殘差</w:t>
+        <w:t>中呈負殘</w:t>
       </w:r>
       <w:proofErr w:type="gramEnd"/>
       <w:r>
         <w:rPr>
           <w:rFonts w:hint="eastAsia"/>
         </w:rPr>
-        <w:t>，</w:t>
+        <w:t>差，</w:t>
       </w:r>
       <w:r>
         <w:rPr>
@@ -16837,14 +16853,28 @@
         <w:rPr>
           <w:rFonts w:hint="eastAsia"/>
         </w:rPr>
-        <w:t>柔美比興與</w:t>
+        <w:t>柔美比興</w:t>
       </w:r>
       <w:proofErr w:type="gramEnd"/>
       <w:r>
         <w:rPr>
           <w:rFonts w:hint="eastAsia"/>
         </w:rPr>
-        <w:t>抒情，規避了現實敘事。</w:t>
+        <w:t>與抒情</w:t>
+      </w:r>
+      <w:bookmarkStart w:id="29" w:name="_Hlk216746049"/>
+      <w:r>
+        <w:rPr>
+          <w:rFonts w:hint="eastAsia"/>
+        </w:rPr>
+        <w:t>，規避了現實敘事</w:t>
+      </w:r>
+      <w:bookmarkEnd w:id="29"/>
+      <w:r>
+        <w:rPr>
+          <w:rFonts w:hint="eastAsia"/>
+        </w:rPr>
+        <w:t>。</w:t>
       </w:r>
       <w:r>
         <w:rPr>
@@ -16862,13 +16892,7 @@
         <w:rPr>
           <w:rFonts w:hint="eastAsia"/>
         </w:rPr>
-        <w:t>Z=</w:t>
-      </w:r>
-      <w:r>
-        <w:rPr>
-          <w:rFonts w:hint="eastAsia"/>
-        </w:rPr>
-        <w:t>2.97</w:t>
+        <w:t>Z=2.97</w:t>
       </w:r>
       <w:r>
         <w:rPr>
@@ -16938,6 +16962,7 @@
             <w:vAlign w:val="center"/>
             <w:hideMark/>
           </w:tcPr>
+          <w:bookmarkEnd w:id="26"/>
           <w:p>
             <w:pPr>
               <w:widowControl/>
@@ -18552,6 +18577,7 @@
     </w:tbl>
     <w:p/>
     <w:p>
+      <w:bookmarkStart w:id="30" w:name="_Hlk216745175"/>
       <w:r>
         <w:rPr>
           <w:rFonts w:hint="eastAsia"/>
@@ -18588,13 +18614,85 @@
         <w:rPr>
           <w:rFonts w:hint="eastAsia"/>
         </w:rPr>
+        <w:t>Z=-2.51</w:t>
+      </w:r>
+      <w:r>
+        <w:rPr>
+          <w:rFonts w:hint="eastAsia"/>
+        </w:rPr>
+        <w:t>）</w:t>
+      </w:r>
+      <w:r>
+        <w:rPr>
+          <w:rFonts w:hint="eastAsia"/>
+        </w:rPr>
+        <w:t>呈中度規避，而鳥禽</w:t>
+      </w:r>
+      <w:r>
+        <w:rPr>
+          <w:rFonts w:hint="eastAsia"/>
+        </w:rPr>
+        <w:t>（</w:t>
+      </w:r>
+      <w:r>
+        <w:rPr>
+          <w:rFonts w:hint="eastAsia"/>
+        </w:rPr>
+        <w:t>Z=1.96</w:t>
+      </w:r>
+      <w:r>
+        <w:rPr>
+          <w:rFonts w:hint="eastAsia"/>
+        </w:rPr>
+        <w:t>）</w:t>
+      </w:r>
+      <w:r>
+        <w:rPr>
+          <w:rFonts w:hint="eastAsia"/>
+        </w:rPr>
+        <w:t>、水禽</w:t>
+      </w:r>
+      <w:r>
+        <w:rPr>
+          <w:rFonts w:hint="eastAsia"/>
+        </w:rPr>
+        <w:t>（</w:t>
+      </w:r>
+      <w:r>
+        <w:rPr>
+          <w:rFonts w:hint="eastAsia"/>
+        </w:rPr>
+        <w:t>Z=2.06</w:t>
+      </w:r>
+      <w:r>
+        <w:rPr>
+          <w:rFonts w:hint="eastAsia"/>
+        </w:rPr>
+        <w:t>）</w:t>
+      </w:r>
+      <w:r>
+        <w:rPr>
+          <w:rFonts w:hint="eastAsia"/>
+        </w:rPr>
+        <w:t>與魚類</w:t>
+      </w:r>
+      <w:r>
+        <w:rPr>
+          <w:rFonts w:hint="eastAsia"/>
+        </w:rPr>
+        <w:t>（</w:t>
+      </w:r>
+      <w:r>
+        <w:rPr>
+          <w:rFonts w:hint="eastAsia"/>
+        </w:rPr>
         <w:t>Z=</w:t>
       </w:r>
       <w:r>
         <w:rPr>
           <w:rFonts w:hint="eastAsia"/>
         </w:rPr>
-        <w:t>-2.51</w:t>
+        <w:t>2.07</w:t>
       </w:r>
       <w:r>
         <w:rPr>
@@ -18606,96 +18704,6 @@
         <w:rPr>
           <w:rFonts w:hint="eastAsia"/>
         </w:rPr>
-        <w:t>呈中度規避，而鳥禽</w:t>
-      </w:r>
-      <w:r>
-        <w:rPr>
-          <w:rFonts w:hint="eastAsia"/>
-        </w:rPr>
-        <w:t>（</w:t>
-      </w:r>
-      <w:r>
-        <w:rPr>
-          <w:rFonts w:hint="eastAsia"/>
-        </w:rPr>
-        <w:t>Z=</w:t>
-      </w:r>
-      <w:r>
-        <w:rPr>
-          <w:rFonts w:hint="eastAsia"/>
-        </w:rPr>
-        <w:t>1.96</w:t>
-      </w:r>
-      <w:r>
-        <w:rPr>
-          <w:rFonts w:hint="eastAsia"/>
-        </w:rPr>
-        <w:t>）</w:t>
-      </w:r>
-      <w:r>
-        <w:rPr>
-          <w:rFonts w:hint="eastAsia"/>
-        </w:rPr>
-        <w:t>、水禽</w:t>
-      </w:r>
-      <w:r>
-        <w:rPr>
-          <w:rFonts w:hint="eastAsia"/>
-        </w:rPr>
-        <w:t>（</w:t>
-      </w:r>
-      <w:r>
-        <w:rPr>
-          <w:rFonts w:hint="eastAsia"/>
-        </w:rPr>
-        <w:t>Z=</w:t>
-      </w:r>
-      <w:r>
-        <w:rPr>
-          <w:rFonts w:hint="eastAsia"/>
-        </w:rPr>
-        <w:t>2.06</w:t>
-      </w:r>
-      <w:r>
-        <w:rPr>
-          <w:rFonts w:hint="eastAsia"/>
-        </w:rPr>
-        <w:t>）</w:t>
-      </w:r>
-      <w:r>
-        <w:rPr>
-          <w:rFonts w:hint="eastAsia"/>
-        </w:rPr>
-        <w:t>與魚類</w:t>
-      </w:r>
-      <w:r>
-        <w:rPr>
-          <w:rFonts w:hint="eastAsia"/>
-        </w:rPr>
-        <w:t>（</w:t>
-      </w:r>
-      <w:r>
-        <w:rPr>
-          <w:rFonts w:hint="eastAsia"/>
-        </w:rPr>
-        <w:t>Z=</w:t>
-      </w:r>
-      <w:r>
-        <w:rPr>
-          <w:rFonts w:hint="eastAsia"/>
-        </w:rPr>
-        <w:t>2.07</w:t>
-      </w:r>
-      <w:r>
-        <w:rPr>
-          <w:rFonts w:hint="eastAsia"/>
-        </w:rPr>
-        <w:t>）</w:t>
-      </w:r>
-      <w:r>
-        <w:rPr>
-          <w:rFonts w:hint="eastAsia"/>
-        </w:rPr>
         <w:t>卻呈</w:t>
       </w:r>
       <w:proofErr w:type="gramStart"/>
@@ -18730,75 +18738,34 @@
         <w:rPr>
           <w:rFonts w:hint="eastAsia"/>
         </w:rPr>
-        <w:t>婚姻主題與情主題相似，中度規避獸類</w:t>
-      </w:r>
-      <w:r>
-        <w:rPr>
-          <w:rFonts w:hint="eastAsia"/>
-        </w:rPr>
-        <w:t>（</w:t>
-      </w:r>
-      <w:r>
-        <w:rPr>
-          <w:rFonts w:hint="eastAsia"/>
-        </w:rPr>
-        <w:t>Z=</w:t>
-      </w:r>
-      <w:r>
-        <w:rPr>
-          <w:rFonts w:hint="eastAsia"/>
-        </w:rPr>
-        <w:t>-2.70</w:t>
-      </w:r>
-      <w:r>
-        <w:rPr>
-          <w:rFonts w:hint="eastAsia"/>
-        </w:rPr>
-        <w:t>）</w:t>
-      </w:r>
-      <w:r>
-        <w:rPr>
-          <w:rFonts w:hint="eastAsia"/>
-        </w:rPr>
-        <w:t>並中度偏愛魚類意象</w:t>
-      </w:r>
-      <w:r>
-        <w:rPr>
-          <w:rFonts w:hint="eastAsia"/>
-        </w:rPr>
-        <w:t>（</w:t>
-      </w:r>
-      <w:r>
-        <w:rPr>
-          <w:rFonts w:hint="eastAsia"/>
-        </w:rPr>
-        <w:t>Z=</w:t>
-      </w:r>
-      <w:r>
-        <w:rPr>
-          <w:rFonts w:hint="eastAsia"/>
-        </w:rPr>
-        <w:t>2.71</w:t>
-      </w:r>
-      <w:r>
-        <w:rPr>
-          <w:rFonts w:hint="eastAsia"/>
-        </w:rPr>
-        <w:t>）</w:t>
-      </w:r>
-      <w:r>
-        <w:rPr>
-          <w:rFonts w:hint="eastAsia"/>
-        </w:rPr>
-        <w:t>。</w:t>
+        <w:t>婚姻主題與情主題相似，中度規避獸類（</w:t>
+      </w:r>
+      <w:r>
+        <w:rPr>
+          <w:rFonts w:hint="eastAsia"/>
+        </w:rPr>
+        <w:t>Z=-2.70</w:t>
+      </w:r>
+      <w:r>
+        <w:rPr>
+          <w:rFonts w:hint="eastAsia"/>
+        </w:rPr>
+        <w:t>）並中度偏愛魚類意象（</w:t>
+      </w:r>
+      <w:r>
+        <w:rPr>
+          <w:rFonts w:hint="eastAsia"/>
+        </w:rPr>
+        <w:t>Z=2.71</w:t>
+      </w:r>
+      <w:r>
+        <w:rPr>
+          <w:rFonts w:hint="eastAsia"/>
+        </w:rPr>
+        <w:t>）。</w:t>
       </w:r>
     </w:p>
     <w:p>
-      <w:pPr>
-        <w:rPr>
-          <w:rFonts w:hint="eastAsia"/>
-        </w:rPr>
-      </w:pPr>
       <w:r>
         <w:rPr>
           <w:rFonts w:hint="eastAsia"/>
@@ -18817,37 +18784,27 @@
         <w:rPr>
           <w:rFonts w:hint="eastAsia"/>
         </w:rPr>
-        <w:t>懷主題中高度偏愛昆蟲</w:t>
-      </w:r>
-      <w:r>
-        <w:rPr>
-          <w:rFonts w:hint="eastAsia"/>
-        </w:rPr>
-        <w:t>（</w:t>
-      </w:r>
-      <w:r>
-        <w:rPr>
-          <w:rFonts w:hint="eastAsia"/>
-        </w:rPr>
-        <w:t>Z=</w:t>
-      </w:r>
-      <w:r>
-        <w:rPr>
-          <w:rFonts w:hint="eastAsia"/>
-        </w:rPr>
-        <w:t>3.03</w:t>
-      </w:r>
-      <w:r>
-        <w:rPr>
-          <w:rFonts w:hint="eastAsia"/>
-        </w:rPr>
-        <w:t>）</w:t>
-      </w:r>
-      <w:r>
-        <w:rPr>
-          <w:rFonts w:hint="eastAsia"/>
-        </w:rPr>
-        <w:t>，推測</w:t>
+        <w:t>懷主題中高度偏愛</w:t>
+      </w:r>
+      <w:bookmarkStart w:id="31" w:name="_GoBack"/>
+      <w:bookmarkEnd w:id="31"/>
+      <w:r>
+        <w:rPr>
+          <w:rFonts w:hint="eastAsia"/>
+        </w:rPr>
+        <w:t>昆蟲（</w:t>
+      </w:r>
+      <w:r>
+        <w:rPr>
+          <w:rFonts w:hint="eastAsia"/>
+        </w:rPr>
+        <w:t>Z=3.03</w:t>
+      </w:r>
+      <w:r>
+        <w:rPr>
+          <w:rFonts w:hint="eastAsia"/>
+        </w:rPr>
+        <w:t>），推測</w:t>
       </w:r>
       <w:r>
         <w:rPr>
@@ -18860,14 +18817,14 @@
         <w:rPr>
           <w:rFonts w:hint="eastAsia"/>
         </w:rPr>
-        <w:t>詩學意涵</w:t>
+        <w:t>詩學意</w:t>
       </w:r>
       <w:proofErr w:type="gramEnd"/>
       <w:r>
         <w:rPr>
           <w:rFonts w:hint="eastAsia"/>
         </w:rPr>
-        <w:t>高</w:t>
+        <w:t>涵高</w:t>
       </w:r>
       <w:r>
         <w:rPr>
@@ -18880,25 +18837,13 @@
         <w:rPr>
           <w:rFonts w:hint="eastAsia"/>
         </w:rPr>
-        <w:t>而獸類在勞作生活</w:t>
-      </w:r>
-      <w:r>
-        <w:rPr>
-          <w:rFonts w:hint="eastAsia"/>
-        </w:rPr>
-        <w:t>（</w:t>
-      </w:r>
-      <w:r>
-        <w:rPr>
-          <w:rFonts w:hint="eastAsia"/>
-        </w:rPr>
-        <w:t>Z=</w:t>
-      </w:r>
-      <w:r>
-        <w:rPr>
-          <w:rFonts w:hint="eastAsia"/>
-        </w:rPr>
-        <w:t>2.63</w:t>
+        <w:t>而獸類在勞作生活（</w:t>
+      </w:r>
+      <w:r>
+        <w:rPr>
+          <w:rFonts w:hint="eastAsia"/>
+        </w:rPr>
+        <w:t>Z=2.63</w:t>
       </w:r>
       <w:r>
         <w:rPr>
@@ -18932,81 +18877,45 @@
         <w:rPr>
           <w:rFonts w:hint="eastAsia"/>
         </w:rPr>
-        <w:t>差役</w:t>
-      </w:r>
-      <w:r>
-        <w:rPr>
-          <w:rFonts w:hint="eastAsia"/>
-        </w:rPr>
-        <w:t>（</w:t>
-      </w:r>
-      <w:r>
-        <w:rPr>
-          <w:rFonts w:hint="eastAsia"/>
-        </w:rPr>
-        <w:t>Z=</w:t>
-      </w:r>
-      <w:r>
-        <w:rPr>
-          <w:rFonts w:hint="eastAsia"/>
-        </w:rPr>
-        <w:t>1.51</w:t>
-      </w:r>
-      <w:r>
-        <w:rPr>
-          <w:rFonts w:hint="eastAsia"/>
-        </w:rPr>
-        <w:t>）</w:t>
-      </w:r>
-      <w:r>
-        <w:rPr>
-          <w:rFonts w:hint="eastAsia"/>
-        </w:rPr>
-        <w:t>中主要選用獸類來描寫戰爭與交通的現實功能；在社會政治詩</w:t>
-      </w:r>
-      <w:r>
-        <w:rPr>
-          <w:rFonts w:hint="eastAsia"/>
-        </w:rPr>
-        <w:t>（</w:t>
-      </w:r>
-      <w:r>
-        <w:rPr>
-          <w:rFonts w:hint="eastAsia"/>
-        </w:rPr>
-        <w:t>Z=</w:t>
-      </w:r>
-      <w:r>
-        <w:rPr>
-          <w:rFonts w:hint="eastAsia"/>
-        </w:rPr>
-        <w:t>1.14</w:t>
-      </w:r>
-      <w:r>
-        <w:rPr>
-          <w:rFonts w:hint="eastAsia"/>
-        </w:rPr>
-        <w:t>）</w:t>
-      </w:r>
-      <w:r>
-        <w:rPr>
-          <w:rFonts w:hint="eastAsia"/>
-        </w:rPr>
-        <w:t>中則選用特定獸類進行</w:t>
+        <w:t>差役（</w:t>
+      </w:r>
+      <w:r>
+        <w:rPr>
+          <w:rFonts w:hint="eastAsia"/>
+        </w:rPr>
+        <w:t>Z=1.51</w:t>
+      </w:r>
+      <w:r>
+        <w:rPr>
+          <w:rFonts w:hint="eastAsia"/>
+        </w:rPr>
+        <w:t>）中主要選用獸類來描寫戰爭與交通的現實功能；在社會政治詩（</w:t>
+      </w:r>
+      <w:r>
+        <w:rPr>
+          <w:rFonts w:hint="eastAsia"/>
+        </w:rPr>
+        <w:t>Z=1.14</w:t>
+      </w:r>
+      <w:r>
+        <w:rPr>
+          <w:rFonts w:hint="eastAsia"/>
+        </w:rPr>
+        <w:t>）中則選用特定獸類進行</w:t>
       </w:r>
       <w:proofErr w:type="gramStart"/>
       <w:r>
         <w:rPr>
           <w:rFonts w:hint="eastAsia"/>
         </w:rPr>
-        <w:t>諷諭</w:t>
+        <w:t>諷</w:t>
       </w:r>
       <w:proofErr w:type="gramEnd"/>
       <w:r>
         <w:rPr>
           <w:rFonts w:hint="eastAsia"/>
         </w:rPr>
-        <w:t>批判。</w:t>
+        <w:t>諭批判。</w:t>
       </w:r>
     </w:p>
     <w:tbl>
@@ -19046,6 +18955,7 @@
             <w:vAlign w:val="center"/>
             <w:hideMark/>
           </w:tcPr>
+          <w:bookmarkEnd w:id="30"/>
           <w:p>
             <w:pPr>
               <w:widowControl/>
@@ -20823,13 +20733,7 @@
         </w:tc>
       </w:tr>
     </w:tbl>
-    <w:p>
-      <w:pPr>
-        <w:rPr>
-          <w:rFonts w:hint="eastAsia"/>
-        </w:rPr>
-      </w:pPr>
-    </w:p>
+    <w:p/>
     <w:p>
       <w:r>
         <w:rPr>
@@ -21122,19 +21026,19 @@
       </w:r>
       <w:proofErr w:type="gramStart"/>
       <w:r>
-        <w:t>七月流火</w:t>
+        <w:t>七月流</w:t>
       </w:r>
       <w:proofErr w:type="gramEnd"/>
       <w:r>
-        <w:t>，</w:t>
+        <w:t>火，</w:t>
       </w:r>
       <w:proofErr w:type="gramStart"/>
       <w:r>
-        <w:t>九月授衣</w:t>
+        <w:t>九月授</w:t>
       </w:r>
       <w:proofErr w:type="gramEnd"/>
       <w:r>
-        <w:t>。一之日</w:t>
+        <w:t>衣。一之日</w:t>
       </w:r>
       <w:proofErr w:type="gramStart"/>
       <w:r>
@@ -21146,11 +21050,11 @@
       </w:r>
       <w:proofErr w:type="gramStart"/>
       <w:r>
-        <w:t>栗烈」</w:t>
+        <w:t>栗烈</w:t>
       </w:r>
       <w:proofErr w:type="gramEnd"/>
       <w:r>
-        <w:t>所示，體現了高度的時間依賴性。</w:t>
+        <w:t>」所示，體現了高度的時間依賴性。</w:t>
       </w:r>
       <w:r>
         <w:rPr>
@@ -21177,98 +21081,42 @@
         <w:rPr>
           <w:rFonts w:hint="eastAsia"/>
         </w:rPr>
-        <w:t>獲稻，</w:t>
+        <w:t>獲稻</w:t>
       </w:r>
       <w:proofErr w:type="gramEnd"/>
       <w:r>
         <w:rPr>
           <w:rFonts w:hint="eastAsia"/>
         </w:rPr>
-        <w:t>為此春酒，以</w:t>
+        <w:t>，為此春酒，以</w:t>
       </w:r>
       <w:proofErr w:type="gramStart"/>
       <w:r>
         <w:rPr>
           <w:rFonts w:hint="eastAsia"/>
         </w:rPr>
-        <w:t>介眉壽</w:t>
+        <w:t>介眉</w:t>
       </w:r>
       <w:proofErr w:type="gramEnd"/>
       <w:r>
         <w:rPr>
           <w:rFonts w:hint="eastAsia"/>
         </w:rPr>
-        <w:t>」以及「九月築場</w:t>
+        <w:t>壽」以及「九月築場圃，十月納禾稼。</w:t>
       </w:r>
       <w:proofErr w:type="gramStart"/>
       <w:r>
         <w:rPr>
           <w:rFonts w:hint="eastAsia"/>
         </w:rPr>
-        <w:t>圃</w:t>
+        <w:t>黍</w:t>
       </w:r>
       <w:proofErr w:type="gramEnd"/>
       <w:r>
         <w:rPr>
           <w:rFonts w:hint="eastAsia"/>
         </w:rPr>
-        <w:t>，十月納禾</w:t>
-      </w:r>
-      <w:proofErr w:type="gramStart"/>
-      <w:r>
-        <w:rPr>
-          <w:rFonts w:hint="eastAsia"/>
-        </w:rPr>
-        <w:t>稼</w:t>
-      </w:r>
-      <w:proofErr w:type="gramEnd"/>
-      <w:r>
-        <w:rPr>
-          <w:rFonts w:hint="eastAsia"/>
-        </w:rPr>
-        <w:t>。</w:t>
-      </w:r>
-      <w:proofErr w:type="gramStart"/>
-      <w:r>
-        <w:rPr>
-          <w:rFonts w:hint="eastAsia"/>
-        </w:rPr>
-        <w:t>黍稷</w:t>
-      </w:r>
-      <w:proofErr w:type="gramEnd"/>
-      <w:r>
-        <w:rPr>
-          <w:rFonts w:hint="eastAsia"/>
-        </w:rPr>
-        <w:t>重</w:t>
-      </w:r>
-      <w:proofErr w:type="gramStart"/>
-      <w:r>
-        <w:rPr>
-          <w:rFonts w:hint="eastAsia"/>
-        </w:rPr>
-        <w:t>穋</w:t>
-      </w:r>
-      <w:proofErr w:type="gramEnd"/>
-      <w:r>
-        <w:rPr>
-          <w:rFonts w:hint="eastAsia"/>
-        </w:rPr>
-        <w:t>，禾麻</w:t>
-      </w:r>
-      <w:proofErr w:type="gramStart"/>
-      <w:r>
-        <w:rPr>
-          <w:rFonts w:hint="eastAsia"/>
-        </w:rPr>
-        <w:t>菽</w:t>
-      </w:r>
-      <w:proofErr w:type="gramEnd"/>
-      <w:r>
-        <w:rPr>
-          <w:rFonts w:hint="eastAsia"/>
-        </w:rPr>
-        <w:t>麥」等，這些意象直接服務於生活採集與生產功能，證明了穀物意象的極端偏愛。由此可見，</w:t>
+        <w:t>稷重穋，禾麻菽麥」等，這些意象直接服務於生活採集與生產功能，證明了穀物意象的極端偏愛。由此可見，</w:t>
       </w:r>
       <w:r>
         <w:rPr>
@@ -21327,13 +21175,7 @@
         <w:rPr>
           <w:rFonts w:hint="eastAsia"/>
         </w:rPr>
-        <w:t>）</w:t>
-      </w:r>
-      <w:r>
-        <w:rPr>
-          <w:rFonts w:hint="eastAsia"/>
-        </w:rPr>
-        <w:t>，</w:t>
+        <w:t>），</w:t>
       </w:r>
       <w:r>
         <w:t>微觀上主要體現為對獸類</w:t>
@@ -21530,14 +21372,14 @@
         <w:rPr>
           <w:rFonts w:hint="eastAsia"/>
         </w:rPr>
-        <w:t>情感比興與</w:t>
+        <w:t>情感比興</w:t>
       </w:r>
       <w:proofErr w:type="gramEnd"/>
       <w:r>
         <w:rPr>
           <w:rFonts w:hint="eastAsia"/>
         </w:rPr>
-        <w:t>阻隔。雎鳩與荇菜共同構築「在</w:t>
+        <w:t>與阻隔。雎鳩與荇菜共同構築「在</w:t>
       </w:r>
       <w:proofErr w:type="gramStart"/>
       <w:r>
@@ -21551,35 +21393,21 @@
         <w:rPr>
           <w:rFonts w:hint="eastAsia"/>
         </w:rPr>
-        <w:t>」的水域意境，意象的功能被精</w:t>
+        <w:t>」的水域意境，意象的功能被精準鎖定為比興美德和設置空間阻隔，以承載「求之不得，寤</w:t>
       </w:r>
       <w:proofErr w:type="gramStart"/>
       <w:r>
         <w:rPr>
           <w:rFonts w:hint="eastAsia"/>
         </w:rPr>
-        <w:t>準</w:t>
+        <w:t>寐思</w:t>
       </w:r>
       <w:proofErr w:type="gramEnd"/>
       <w:r>
         <w:rPr>
           <w:rFonts w:hint="eastAsia"/>
         </w:rPr>
-        <w:t>鎖定為比興美德和設置空間阻隔，以承載「求之不得，</w:t>
-      </w:r>
-      <w:proofErr w:type="gramStart"/>
-      <w:r>
-        <w:rPr>
-          <w:rFonts w:hint="eastAsia"/>
-        </w:rPr>
-        <w:t>寤寐思服</w:t>
-      </w:r>
-      <w:proofErr w:type="gramEnd"/>
-      <w:r>
-        <w:rPr>
-          <w:rFonts w:hint="eastAsia"/>
-        </w:rPr>
-        <w:t>」的抒情核心</w:t>
+        <w:t>服」的抒情核心</w:t>
       </w:r>
       <w:r>
         <w:rPr>
@@ -21664,19 +21492,12 @@
       </w:r>
     </w:p>
     <w:p>
-      <w:pPr>
-        <w:rPr>
-          <w:rFonts w:hint="eastAsia"/>
-        </w:rPr>
-      </w:pPr>
       <w:r>
         <w:rPr>
           <w:rFonts w:hint="eastAsia"/>
         </w:rPr>
         <w:t xml:space="preserve">    </w:t>
       </w:r>
-      <w:bookmarkStart w:id="0" w:name="_GoBack"/>
-      <w:bookmarkEnd w:id="0"/>
     </w:p>
     <w:p>
       <w:pPr>
@@ -21718,9 +21539,6 @@
     <w:p>
       <w:pPr>
         <w:pStyle w:val="2"/>
-        <w:rPr>
-          <w:rFonts w:hint="eastAsia"/>
-        </w:rPr>
       </w:pPr>
       <w:r>
         <w:rPr>
@@ -21759,6 +21577,145 @@
     </w:sectPr>
   </w:body>
 </w:document>
+</file>
+
+<file path=word/endnotes.xml><?xml version="1.0" encoding="utf-8"?>
+<w:endnotes xmlns:wpc="http://schemas.microsoft.com/office/word/2010/wordprocessingCanvas" xmlns:cx="http://schemas.microsoft.com/office/drawing/2014/chartex" xmlns:cx1="http://schemas.microsoft.com/office/drawing/2015/9/8/chartex" xmlns:cx2="http://schemas.microsoft.com/office/drawing/2015/10/21/chartex" xmlns:cx3="http://schemas.microsoft.com/office/drawing/2016/5/9/chartex" xmlns:cx4="http://schemas.microsoft.com/office/drawing/2016/5/10/chartex" xmlns:cx5="http://schemas.microsoft.com/office/drawing/2016/5/11/chartex" xmlns:cx6="http://schemas.microsoft.com/office/drawing/2016/5/12/chartex" xmlns:cx7="http://schemas.microsoft.com/office/drawing/2016/5/13/chartex" xmlns:cx8="http://schemas.microsoft.com/office/drawing/2016/5/14/chartex" xmlns:mc="http://schemas.openxmlformats.org/markup-compatibility/2006" xmlns:aink="http://schemas.microsoft.com/office/drawing/2016/ink" xmlns:am3d="http://schemas.microsoft.com/office/drawing/2017/model3d" xmlns:o="urn:schemas-microsoft-com:office:office" xmlns:r="http://schemas.openxmlformats.org/officeDocument/2006/relationships" xmlns:m="http://schemas.openxmlformats.org/officeDocument/2006/math" xmlns:v="urn:schemas-microsoft-com:vml" xmlns:wp14="http://schemas.microsoft.com/office/word/2010/wordprocessingDrawing" xmlns:wp="http://schemas.openxmlformats.org/drawingml/2006/wordprocessingDrawing" xmlns:w10="urn:schemas-microsoft-com:office:word" xmlns:w="http://schemas.openxmlformats.org/wordprocessingml/2006/main" xmlns:w14="http://schemas.microsoft.com/office/word/2010/wordml" xmlns:w15="http://schemas.microsoft.com/office/word/2012/wordml" xmlns:w16cid="http://schemas.microsoft.com/office/word/2016/wordml/cid" xmlns:w16se="http://schemas.microsoft.com/office/word/2015/wordml/symex" xmlns:wpg="http://schemas.microsoft.com/office/word/2010/wordprocessingGroup" xmlns:wpi="http://schemas.microsoft.com/office/word/2010/wordprocessingInk" xmlns:wne="http://schemas.microsoft.com/office/word/2006/wordml" xmlns:wps="http://schemas.microsoft.com/office/word/2010/wordprocessingShape" mc:Ignorable="w14 w15 w16se w16cid wp14">
+  <w:endnote w:type="separator" w:id="-1">
+    <w:p>
+      <w:pPr>
+        <w:spacing w:line="240" w:lineRule="auto"/>
+      </w:pPr>
+      <w:r>
+        <w:separator/>
+      </w:r>
+    </w:p>
+  </w:endnote>
+  <w:endnote w:type="continuationSeparator" w:id="0">
+    <w:p>
+      <w:pPr>
+        <w:spacing w:line="240" w:lineRule="auto"/>
+      </w:pPr>
+      <w:r>
+        <w:continuationSeparator/>
+      </w:r>
+    </w:p>
+  </w:endnote>
+</w:endnotes>
+</file>
+
+<file path=word/footnotes.xml><?xml version="1.0" encoding="utf-8"?>
+<w:footnotes xmlns:wpc="http://schemas.microsoft.com/office/word/2010/wordprocessingCanvas" xmlns:cx="http://schemas.microsoft.com/office/drawing/2014/chartex" xmlns:cx1="http://schemas.microsoft.com/office/drawing/2015/9/8/chartex" xmlns:cx2="http://schemas.microsoft.com/office/drawing/2015/10/21/chartex" xmlns:cx3="http://schemas.microsoft.com/office/drawing/2016/5/9/chartex" xmlns:cx4="http://schemas.microsoft.com/office/drawing/2016/5/10/chartex" xmlns:cx5="http://schemas.microsoft.com/office/drawing/2016/5/11/chartex" xmlns:cx6="http://schemas.microsoft.com/office/drawing/2016/5/12/chartex" xmlns:cx7="http://schemas.microsoft.com/office/drawing/2016/5/13/chartex" xmlns:cx8="http://schemas.microsoft.com/office/drawing/2016/5/14/chartex" xmlns:mc="http://schemas.openxmlformats.org/markup-compatibility/2006" xmlns:aink="http://schemas.microsoft.com/office/drawing/2016/ink" xmlns:am3d="http://schemas.microsoft.com/office/drawing/2017/model3d" xmlns:o="urn:schemas-microsoft-com:office:office" xmlns:r="http://schemas.openxmlformats.org/officeDocument/2006/relationships" xmlns:m="http://schemas.openxmlformats.org/officeDocument/2006/math" xmlns:v="urn:schemas-microsoft-com:vml" xmlns:wp14="http://schemas.microsoft.com/office/word/2010/wordprocessingDrawing" xmlns:wp="http://schemas.openxmlformats.org/drawingml/2006/wordprocessingDrawing" xmlns:w10="urn:schemas-microsoft-com:office:word" xmlns:w="http://schemas.openxmlformats.org/wordprocessingml/2006/main" xmlns:w14="http://schemas.microsoft.com/office/word/2010/wordml" xmlns:w15="http://schemas.microsoft.com/office/word/2012/wordml" xmlns:w16cid="http://schemas.microsoft.com/office/word/2016/wordml/cid" xmlns:w16se="http://schemas.microsoft.com/office/word/2015/wordml/symex" xmlns:wpg="http://schemas.microsoft.com/office/word/2010/wordprocessingGroup" xmlns:wpi="http://schemas.microsoft.com/office/word/2010/wordprocessingInk" xmlns:wne="http://schemas.microsoft.com/office/word/2006/wordml" xmlns:wps="http://schemas.microsoft.com/office/word/2010/wordprocessingShape" mc:Ignorable="w14 w15 w16se w16cid wp14">
+  <w:footnote w:type="separator" w:id="-1">
+    <w:p>
+      <w:pPr>
+        <w:spacing w:line="240" w:lineRule="auto"/>
+      </w:pPr>
+      <w:r>
+        <w:separator/>
+      </w:r>
+    </w:p>
+  </w:footnote>
+  <w:footnote w:type="continuationSeparator" w:id="0">
+    <w:p>
+      <w:pPr>
+        <w:spacing w:line="240" w:lineRule="auto"/>
+      </w:pPr>
+      <w:r>
+        <w:continuationSeparator/>
+      </w:r>
+    </w:p>
+  </w:footnote>
+  <w:footnote w:id="1">
+    <w:p>
+      <w:pPr>
+        <w:pStyle w:val="ac"/>
+      </w:pPr>
+      <w:r>
+        <w:rPr>
+          <w:rStyle w:val="ae"/>
+        </w:rPr>
+        <w:footnoteRef/>
+      </w:r>
+      <w:r>
+        <w:t>〔梁〕</w:t>
+      </w:r>
+      <w:r>
+        <w:rPr>
+          <w:rFonts w:hint="eastAsia"/>
+        </w:rPr>
+        <w:t>劉</w:t>
+      </w:r>
+      <w:r>
+        <w:t>勰</w:t>
+      </w:r>
+    </w:p>
+  </w:footnote>
+  <w:footnote w:id="2">
+    <w:p>
+      <w:pPr>
+        <w:pStyle w:val="ac"/>
+      </w:pPr>
+      <w:r>
+        <w:rPr>
+          <w:rStyle w:val="ae"/>
+          <w:rFonts w:cs="Times New Roman"/>
+        </w:rPr>
+        <w:footnoteRef/>
+      </w:r>
+      <w:r>
+        <w:t xml:space="preserve"> </w:t>
+      </w:r>
+      <w:r>
+        <w:rPr>
+          <w:rFonts w:hint="eastAsia"/>
+        </w:rPr>
+        <w:t>江雅茹：</w:t>
+      </w:r>
+      <w:proofErr w:type="gramStart"/>
+      <w:r>
+        <w:t>《《</w:t>
+      </w:r>
+      <w:proofErr w:type="gramEnd"/>
+      <w:r>
+        <w:t>詩經</w:t>
+      </w:r>
+      <w:proofErr w:type="gramStart"/>
+      <w:r>
+        <w:t>》</w:t>
+      </w:r>
+      <w:proofErr w:type="gramEnd"/>
+      <w:r>
+        <w:t>物色研究</w:t>
+      </w:r>
+      <w:proofErr w:type="gramStart"/>
+      <w:r>
+        <w:t>》（</w:t>
+      </w:r>
+      <w:proofErr w:type="gramEnd"/>
+      <w:r>
+        <w:rPr>
+          <w:rFonts w:hint="eastAsia"/>
+        </w:rPr>
+        <w:t>花蓮：國立東華大學博士論文，</w:t>
+      </w:r>
+      <w:r>
+        <w:rPr>
+          <w:rFonts w:hint="eastAsia"/>
+        </w:rPr>
+        <w:t>2</w:t>
+      </w:r>
+      <w:r>
+        <w:t>018</w:t>
+      </w:r>
+      <w:proofErr w:type="gramStart"/>
+      <w:r>
+        <w:t>）</w:t>
+      </w:r>
+      <w:proofErr w:type="gramEnd"/>
+    </w:p>
+  </w:footnote>
+</w:footnotes>
 </file>
 
 <file path=word/numbering.xml><?xml version="1.0" encoding="utf-8"?>
@@ -22520,7 +22477,7 @@
   <w:style w:type="paragraph" w:default="1" w:styleId="a">
     <w:name w:val="Normal"/>
     <w:qFormat/>
-    <w:rsid w:val="00C31D92"/>
+    <w:rsid w:val="005A44CB"/>
     <w:pPr>
       <w:widowControl w:val="0"/>
       <w:spacing w:line="288" w:lineRule="auto"/>
@@ -22732,6 +22689,108 @@
     <w:basedOn w:val="a0"/>
     <w:rsid w:val="00E94576"/>
   </w:style>
+  <w:style w:type="paragraph" w:styleId="a8">
+    <w:name w:val="header"/>
+    <w:basedOn w:val="a"/>
+    <w:link w:val="a9"/>
+    <w:uiPriority w:val="99"/>
+    <w:unhideWhenUsed/>
+    <w:rsid w:val="00F44882"/>
+    <w:pPr>
+      <w:tabs>
+        <w:tab w:val="center" w:pos="4153"/>
+        <w:tab w:val="right" w:pos="8306"/>
+      </w:tabs>
+      <w:snapToGrid w:val="0"/>
+    </w:pPr>
+    <w:rPr>
+      <w:sz w:val="20"/>
+      <w:szCs w:val="20"/>
+    </w:rPr>
+  </w:style>
+  <w:style w:type="character" w:customStyle="1" w:styleId="a9">
+    <w:name w:val="頁首 字元"/>
+    <w:basedOn w:val="a0"/>
+    <w:link w:val="a8"/>
+    <w:uiPriority w:val="99"/>
+    <w:rsid w:val="00F44882"/>
+    <w:rPr>
+      <w:sz w:val="20"/>
+      <w:szCs w:val="20"/>
+    </w:rPr>
+  </w:style>
+  <w:style w:type="paragraph" w:styleId="aa">
+    <w:name w:val="footer"/>
+    <w:basedOn w:val="a"/>
+    <w:link w:val="ab"/>
+    <w:uiPriority w:val="99"/>
+    <w:unhideWhenUsed/>
+    <w:rsid w:val="00F44882"/>
+    <w:pPr>
+      <w:tabs>
+        <w:tab w:val="center" w:pos="4153"/>
+        <w:tab w:val="right" w:pos="8306"/>
+      </w:tabs>
+      <w:snapToGrid w:val="0"/>
+    </w:pPr>
+    <w:rPr>
+      <w:sz w:val="20"/>
+      <w:szCs w:val="20"/>
+    </w:rPr>
+  </w:style>
+  <w:style w:type="character" w:customStyle="1" w:styleId="ab">
+    <w:name w:val="頁尾 字元"/>
+    <w:basedOn w:val="a0"/>
+    <w:link w:val="aa"/>
+    <w:uiPriority w:val="99"/>
+    <w:rsid w:val="00F44882"/>
+    <w:rPr>
+      <w:sz w:val="20"/>
+      <w:szCs w:val="20"/>
+    </w:rPr>
+  </w:style>
+  <w:style w:type="paragraph" w:styleId="ac">
+    <w:name w:val="footnote text"/>
+    <w:basedOn w:val="a"/>
+    <w:link w:val="ad"/>
+    <w:uiPriority w:val="99"/>
+    <w:semiHidden/>
+    <w:unhideWhenUsed/>
+    <w:rsid w:val="005A44CB"/>
+    <w:pPr>
+      <w:snapToGrid w:val="0"/>
+      <w:jc w:val="left"/>
+    </w:pPr>
+    <w:rPr>
+      <w:rFonts w:ascii="Times New Roman" w:hAnsi="Times New Roman"/>
+      <w:sz w:val="20"/>
+      <w:szCs w:val="20"/>
+    </w:rPr>
+  </w:style>
+  <w:style w:type="character" w:customStyle="1" w:styleId="ad">
+    <w:name w:val="註腳文字 字元"/>
+    <w:basedOn w:val="a0"/>
+    <w:link w:val="ac"/>
+    <w:uiPriority w:val="99"/>
+    <w:semiHidden/>
+    <w:rsid w:val="005A44CB"/>
+    <w:rPr>
+      <w:rFonts w:ascii="Times New Roman" w:hAnsi="Times New Roman"/>
+      <w:sz w:val="20"/>
+      <w:szCs w:val="20"/>
+    </w:rPr>
+  </w:style>
+  <w:style w:type="character" w:styleId="ae">
+    <w:name w:val="footnote reference"/>
+    <w:basedOn w:val="a0"/>
+    <w:uiPriority w:val="99"/>
+    <w:semiHidden/>
+    <w:unhideWhenUsed/>
+    <w:rsid w:val="00F44882"/>
+    <w:rPr>
+      <w:vertAlign w:val="superscript"/>
+    </w:rPr>
+  </w:style>
 </w:styles>
 </file>
 
@@ -22941,7 +23000,7 @@
 </file>
 
 <file path=customXml/itemProps1.xml><?xml version="1.0" encoding="utf-8"?>
-<ds:datastoreItem xmlns:ds="http://schemas.openxmlformats.org/officeDocument/2006/customXml" ds:itemID="{98785A82-74FA-4EEA-98E7-F94267CCCBD3}">
+<ds:datastoreItem xmlns:ds="http://schemas.openxmlformats.org/officeDocument/2006/customXml" ds:itemID="{32FE7710-239E-469A-A145-7BDEBAE37AB8}">
   <ds:schemaRefs>
     <ds:schemaRef ds:uri="http://schemas.openxmlformats.org/officeDocument/2006/bibliography"/>
   </ds:schemaRefs>
